--- a/data/tnx_correlation_bottom_line.docx
+++ b/data/tnx_correlation_bottom_line.docx
@@ -4,7 +4,7 @@
   <w:body>
     <w:p>
       <w:r>
-        <w:t>Rates correlations: Over the last 30 trading days, the S&amp;P 500 and Russell 2000 show similarly strong negative sensitivity to yields, with the Nasdaq 100 only slightly less reactive, implying broad equity weakness when rates rise. Financials now also move notably opposite to yields, a contrast to their often more rate-benefiting profile, suggesting other factors are overpowering the usual positive linkage. Utilities show relatively muted 30-day rate sensitivity despite a more pronounced negative relationship over 90 days, pointing to more dispersed rate influence across sectors rather than concentrated in the traditional defensives.</w:t>
+        <w:t>Rates correlations: Over the last 30 trading days, large-cap U. S. equities (SPX) show the clearest equity sensitivity to moves in the 10-year yield, with a fairly strong negative linkage and similar, slightly more extreme readings over 15 days pointing to recently elevated rate sensitivity. The Nasdaq 100 and Russell 2000 also trade inversely with yields, but a bit less tightly than the S&amp;P, suggesting broader equity rate sensitivity rather than it being concentrated in a single style or size segment.</w:t>
       </w:r>
     </w:p>
     <w:sectPr>

--- a/data/tnx_correlation_bottom_line.docx
+++ b/data/tnx_correlation_bottom_line.docx
@@ -4,7 +4,7 @@
   <w:body>
     <w:p>
       <w:r>
-        <w:t>Rates correlations: Over the last 30 trading days, large-cap U. S. equities (SPX) show the clearest equity sensitivity to moves in the 10-year yield, with a fairly strong negative linkage and similar, slightly more extreme readings over 15 days pointing to recently elevated rate sensitivity. The Nasdaq 100 and Russell 2000 also trade inversely with yields, but a bit less tightly than the S&amp;P, suggesting broader equity rate sensitivity rather than it being concentrated in a single style or size segment.</w:t>
+        <w:t>Rates correlations: Over the last 30 trading days, US equities have broadly moved opposite 10Y yields, with the Russell 2000 showing the strongest negative linkage among the major indices, indicating that small caps have been especially sensitive to rate moves. The S&amp;P 500 and Nasdaq 100 also show strong negative correlations, suggesting higher yields have generally coincided with weaker large-cap and growth/tech performance. Financials have turned more negatively tied to yields than their very muted 15-day read suggests, while utilities currently show little 30-day rate sensitivity, implying that equity-rate dynamics are concentrated in the broad and small-cap indices rather than defensives.</w:t>
       </w:r>
     </w:p>
     <w:sectPr>

--- a/data/tnx_correlation_bottom_line.docx
+++ b/data/tnx_correlation_bottom_line.docx
@@ -4,7 +4,7 @@
   <w:body>
     <w:p>
       <w:r>
-        <w:t>Rates correlations: Over the last 30 trading days, US equities have broadly moved opposite 10Y yields, with the Russell 2000 showing the strongest negative linkage among the major indices, indicating that small caps have been especially sensitive to rate moves. The S&amp;P 500 and Nasdaq 100 also show strong negative correlations, suggesting higher yields have generally coincided with weaker large-cap and growth/tech performance. Financials have turned more negatively tied to yields than their very muted 15-day read suggests, while utilities currently show little 30-day rate sensitivity, implying that equity-rate dynamics are concentrated in the broad and small-cap indices rather than defensives.</w:t>
+        <w:t>Rates correlations: Over the last 30 trading days, US equities have moved with notably high inverse sensitivity to 10-year yields, with the Russell 2000 showing the strongest negative linkage, followed closely by the S&amp;P 500 and Nasdaq 100. This means stock indices have generally weakened on days when yields rise, and vice versa, with small caps currently the most rate‑responsive. Financials also lean negatively to yields, but less tightly, while Utilities stand out with relatively contained rate sensitivity despite their more pronounced negative link over the 90-day window.</w:t>
       </w:r>
     </w:p>
     <w:sectPr>

--- a/data/tnx_correlation_bottom_line.docx
+++ b/data/tnx_correlation_bottom_line.docx
@@ -4,7 +4,7 @@
   <w:body>
     <w:p>
       <w:r>
-        <w:t>Rates correlations: Over the last 30 trading days, US equities have moved with notably high inverse sensitivity to 10-year yields, with the Russell 2000 showing the strongest negative linkage, followed closely by the S&amp;P 500 and Nasdaq 100. This means stock indices have generally weakened on days when yields rise, and vice versa, with small caps currently the most rate‑responsive. Financials also lean negatively to yields, but less tightly, while Utilities stand out with relatively contained rate sensitivity despite their more pronounced negative link over the 90-day window.</w:t>
+        <w:t>Rates correlations: Over the last 30 trading days, equity benchmarks have moved notably opposite to 10-year yields, with the S&amp;P 500 and Nasdaq 100 showing strong negative rate sensitivity and the Russell 2000 the most exposed among equities. The 15-day window shows this equity-rate linkage remaining very tight, while the 90-day view suggests the current sensitivity is elevated versus its more moderate longer-run relationship. Financials are moderately tied to yields but less so than the major indexes, and Utilities stand out with contained 30-day rate sensitivity despite a more pronounced negative relationship over 90 days.</w:t>
       </w:r>
     </w:p>
     <w:sectPr>

--- a/data/tnx_correlation_bottom_line.docx
+++ b/data/tnx_correlation_bottom_line.docx
@@ -4,7 +4,7 @@
   <w:body>
     <w:p>
       <w:r>
-        <w:t>Rates correlations: Over the last 30 trading days, equity benchmarks have moved notably opposite to 10-year yields, with the S&amp;P 500 and Nasdaq 100 showing strong negative rate sensitivity and the Russell 2000 the most exposed among equities. The 15-day window shows this equity-rate linkage remaining very tight, while the 90-day view suggests the current sensitivity is elevated versus its more moderate longer-run relationship. Financials are moderately tied to yields but less so than the major indexes, and Utilities stand out with contained 30-day rate sensitivity despite a more pronounced negative relationship over 90 days.</w:t>
+        <w:t>Rates correlations: Over the last 30 trading days, equity indexes have shown strong inverse sensitivity to moves in the 10-year yield, with the Russell 2000 and S&amp;P 500 the most negatively linked, and the Nasdaq 100 close behind. This means stock returns have generally struggled on days when yields rise, with that effect especially concentrated in smaller caps. Financials have also leaned negatively with yields despite their usual rate–benefit narrative, while Utilities maintain a more moderate but persistent inverse relationship that is clearer over the 90-day window.</w:t>
       </w:r>
     </w:p>
     <w:sectPr>

--- a/data/tnx_correlation_bottom_line.docx
+++ b/data/tnx_correlation_bottom_line.docx
@@ -4,7 +4,7 @@
   <w:body>
     <w:p>
       <w:r>
-        <w:t>Rates correlations: Over the last 30 trading days, equity indexes have shown strong inverse sensitivity to moves in the 10-year yield, with the Russell 2000 and S&amp;P 500 the most negatively linked, and the Nasdaq 100 close behind. This means stock returns have generally struggled on days when yields rise, with that effect especially concentrated in smaller caps. Financials have also leaned negatively with yields despite their usual rate–benefit narrative, while Utilities maintain a more moderate but persistent inverse relationship that is clearer over the 90-day window.</w:t>
+        <w:t>Rates correlations: Over the last 30 trading days, the S&amp;P 500, Nasdaq 100, and Russell 2000 have all shown strong negative correlations to 10-year yields, with rate sensitivity most concentrated in the Russell 2000. The broad equity indices’ correlations have become more negative compared with their 90-day readings, pointing to an intensified equity drawdown tendency when yields rise in the nearer term. Sector-wise, Financials remain only moderately tied to rates while Utilities show a more persistent negative linkage over 90 days, suggesting their bond-proxy behavior has been more stable over a longer horizon than in the recent month.</w:t>
       </w:r>
     </w:p>
     <w:sectPr>

--- a/data/tnx_correlation_bottom_line.docx
+++ b/data/tnx_correlation_bottom_line.docx
@@ -4,7 +4,7 @@
   <w:body>
     <w:p>
       <w:r>
-        <w:t>Rates correlations: Over the last 30 trading days, the S&amp;P 500, Nasdaq 100, and Russell 2000 have all shown strong negative correlations to 10-year yields, with rate sensitivity most concentrated in the Russell 2000. The broad equity indices’ correlations have become more negative compared with their 90-day readings, pointing to an intensified equity drawdown tendency when yields rise in the nearer term. Sector-wise, Financials remain only moderately tied to rates while Utilities show a more persistent negative linkage over 90 days, suggesting their bond-proxy behavior has been more stable over a longer horizon than in the recent month.</w:t>
+        <w:t>Rates correlations: Over the last 30 trading days, broad U. S. equities have shown strong negative sensitivity to yields, with the S&amp;P 500, Nasdaq 100, and Russell 2000 all moving lower on days when the 10-year yield rises, and the Russell 2000 exhibiting the most concentrated equity-rate linkage. The large-cap benchmarks’ rate sensitivity has intensified versus their 90-day patterns, pointing to a more yield-driven tape recently, while the Russell 2000’s strong correlation is both high and unusually consistent across 15-, 30-, and 90-day windows.</w:t>
       </w:r>
     </w:p>
     <w:sectPr>

--- a/data/tnx_correlation_bottom_line.docx
+++ b/data/tnx_correlation_bottom_line.docx
@@ -4,7 +4,7 @@
   <w:body>
     <w:p>
       <w:r>
-        <w:t>Rates correlations: Over the last 30 trading days, broad U. S. equities have shown strong negative sensitivity to yields, with the S&amp;P 500, Nasdaq 100, and Russell 2000 all moving lower on days when the 10-year yield rises, and the Russell 2000 exhibiting the most concentrated equity-rate linkage. The large-cap benchmarks’ rate sensitivity has intensified versus their 90-day patterns, pointing to a more yield-driven tape recently, while the Russell 2000’s strong correlation is both high and unusually consistent across 15-, 30-, and 90-day windows.</w:t>
+        <w:t>Rates correlations: Over the last 30 trading days, equities have shown very strong inverse sensitivity to moves in the 10-year yield, with the Russell 2000 and S&amp;P 500 the most tightly linked and the Nasdaq close behind. The Russell 2000’s correlation near -0.09 suggests equity-rate sensitivity is concentrated in small caps, and its 15D reading reinforces that this pattern has intensified recently. Financials are only moderately negatively tied to yields, while Utilities show a weaker but still notable negative relationship that has been more pronounced over the 90D window than in the most recent month.</w:t>
       </w:r>
     </w:p>
     <w:sectPr>

--- a/data/tnx_correlation_bottom_line.docx
+++ b/data/tnx_correlation_bottom_line.docx
@@ -4,7 +4,7 @@
   <w:body>
     <w:p>
       <w:r>
-        <w:t>Rates correlations: Over the last 30 trading days, equities have shown very strong inverse sensitivity to moves in the 10-year yield, with the Russell 2000 and S&amp;P 500 the most tightly linked and the Nasdaq close behind. The Russell 2000’s correlation near -0.09 suggests equity-rate sensitivity is concentrated in small caps, and its 15D reading reinforces that this pattern has intensified recently. Financials are only moderately negatively tied to yields, while Utilities show a weaker but still notable negative relationship that has been more pronounced over the 90D window than in the most recent month.</w:t>
+        <w:t>Rates correlations: Over the last 30 trading days, U. S. equities have moved strongly opposite 10-year yields, with the S&amp;P 500 and Nasdaq 100 showing notably negative rate sensitivity and the Russell 2000 displaying the most acute equity response. That influence is concentrated in broad equity risk, while Financials show only a moderate negative linkage to yields despite their sectoral ties to interest rates.</w:t>
       </w:r>
     </w:p>
     <w:sectPr>

--- a/data/tnx_correlation_bottom_line.docx
+++ b/data/tnx_correlation_bottom_line.docx
@@ -4,7 +4,7 @@
   <w:body>
     <w:p>
       <w:r>
-        <w:t>Rates correlations: Over the last 30 trading days, U. S. equities have moved strongly opposite 10-year yields, with the S&amp;P 500 and Nasdaq 100 showing notably negative rate sensitivity and the Russell 2000 displaying the most acute equity response. That influence is concentrated in broad equity risk, while Financials show only a moderate negative linkage to yields despite their sectoral ties to interest rates.</w:t>
+        <w:t>Rates correlations: Over the last 30 trading days, equities have moved strongly opposite 10-year yields, with the Russell 2000 showing the most pronounced equity sensitivity and the S&amp;P 500 and Nasdaq 100 not far behind, indicating broadly negative rate exposure across major indices. The Russell’s tight and persistently negative readings across 15D, 30D, and 90D suggest that equity rate sensitivity is concentrated in smaller caps. Financials remain negatively linked to yields rather than benefiting from them, while Utilities show a milder short-term reaction but a more persistent negative relationship over the 90D window.</w:t>
       </w:r>
     </w:p>
     <w:sectPr>

--- a/data/tnx_correlation_bottom_line.docx
+++ b/data/tnx_correlation_bottom_line.docx
@@ -4,7 +4,7 @@
   <w:body>
     <w:p>
       <w:r>
-        <w:t>Rates correlations: Over the last 30 trading days, equities have moved strongly opposite 10-year yields, with the Russell 2000 showing the most pronounced equity sensitivity and the S&amp;P 500 and Nasdaq 100 not far behind, indicating broadly negative rate exposure across major indices. The Russell’s tight and persistently negative readings across 15D, 30D, and 90D suggest that equity rate sensitivity is concentrated in smaller caps. Financials remain negatively linked to yields rather than benefiting from them, while Utilities show a milder short-term reaction but a more persistent negative relationship over the 90D window.</w:t>
+        <w:t>Rates correlations: Over the last 30 trading days, U. S. equities have been strongly inversely tied to moves in the 10-year yield, with the Russell 2000 showing the most pronounced equity-rate sensitivity and the S&amp;P 500 and Nasdaq 100 not far behind. This means stock returns, especially in small caps, have tended to fall when yields rise and vice versa, and that influence is relatively concentrated in equities rather than sector ETFs.</w:t>
       </w:r>
     </w:p>
     <w:sectPr>

--- a/data/tnx_correlation_bottom_line.docx
+++ b/data/tnx_correlation_bottom_line.docx
@@ -4,7 +4,7 @@
   <w:body>
     <w:p>
       <w:r>
-        <w:t>Rates correlations: Over the last 30 trading days, U. S. equities have been strongly inversely tied to moves in the 10-year yield, with the Russell 2000 showing the most pronounced equity-rate sensitivity and the S&amp;P 500 and Nasdaq 100 not far behind. This means stock returns, especially in small caps, have tended to fall when yields rise and vice versa, and that influence is relatively concentrated in equities rather than sector ETFs.</w:t>
+        <w:t>Rates correlations: Over the last 30 trading days, major equity indexes have shown strong negative sensitivity to moves in the 10-year yield, with the Russell 2000 the most rate-sensitive among them and the S&amp;P 500 and Nasdaq 100 not far behind. This points to a broad equity backdrop where rising yields have generally coincided with equity weakness, rather than being confined to a single sector. Financials show a milder, still negative relationship to rates, while Utilities’ weaker 30D linkage but stronger 90D reading suggests their rate sensitivity has been more pronounced over a longer horizon than in the very recent past.</w:t>
       </w:r>
     </w:p>
     <w:sectPr>

--- a/data/tnx_correlation_bottom_line.docx
+++ b/data/tnx_correlation_bottom_line.docx
@@ -4,7 +4,7 @@
   <w:body>
     <w:p>
       <w:r>
-        <w:t>Rates correlations: Over the last 30 trading days, major equity indexes have shown strong negative sensitivity to moves in the 10-year yield, with the Russell 2000 the most rate-sensitive among them and the S&amp;P 500 and Nasdaq 100 not far behind. This points to a broad equity backdrop where rising yields have generally coincided with equity weakness, rather than being confined to a single sector. Financials show a milder, still negative relationship to rates, while Utilities’ weaker 30D linkage but stronger 90D reading suggests their rate sensitivity has been more pronounced over a longer horizon than in the very recent past.</w:t>
+        <w:t>Rates correlations: Over the last 30 trading days, US equities have shown strong negative sensitivity to moves in the 10Y yield, with the Russell 2000 the most rate‑sensitive of the major equity benchmarks and the S&amp;P 500 and Nasdaq 100 not far behind. The pattern over 15D and 90D windows is consistent with this equity‑rates linkage, though the 90D correlations are somewhat less extreme, suggesting the recent rate sensitivity has intensified. Financials are modestly negatively tied to yields, while Utilities stand out with comparatively contained 30D rate sensitivity, despite a much stronger negative relationship over the 90D horizon.</w:t>
       </w:r>
     </w:p>
     <w:sectPr>

--- a/data/tnx_correlation_bottom_line.docx
+++ b/data/tnx_correlation_bottom_line.docx
@@ -4,7 +4,7 @@
   <w:body>
     <w:p>
       <w:r>
-        <w:t>Rates correlations: Over the last 30 trading days, US equities have shown strong negative sensitivity to moves in the 10Y yield, with the Russell 2000 the most rate‑sensitive of the major equity benchmarks and the S&amp;P 500 and Nasdaq 100 not far behind. The pattern over 15D and 90D windows is consistent with this equity‑rates linkage, though the 90D correlations are somewhat less extreme, suggesting the recent rate sensitivity has intensified. Financials are modestly negatively tied to yields, while Utilities stand out with comparatively contained 30D rate sensitivity, despite a much stronger negative relationship over the 90D horizon.</w:t>
+        <w:t>Rates correlations: Over the last 30 trading days, U. S. equities have shown broadly negative sensitivity to rising 10-year yields, with that pressure most acute and concentrated in small caps, followed by the S&amp;P 500 and Nasdaq 100. The current equity–rates linkage is much tighter than the 90-day lens suggests, indicating rate moves have recently become a more dominant driver of index swings.</w:t>
       </w:r>
     </w:p>
     <w:sectPr>

--- a/data/tnx_correlation_bottom_line.docx
+++ b/data/tnx_correlation_bottom_line.docx
@@ -4,7 +4,7 @@
   <w:body>
     <w:p>
       <w:r>
-        <w:t>Rates correlations: Over the last 30 trading days, U. S. equities have shown broadly negative sensitivity to rising 10-year yields, with that pressure most acute and concentrated in small caps, followed by the S&amp;P 500 and Nasdaq 100. The current equity–rates linkage is much tighter than the 90-day lens suggests, indicating rate moves have recently become a more dominant driver of index swings.</w:t>
+        <w:t>Rates correlations: Over the last 30 trading days, large-cap and growth equities (SPX and NDX) have shown strong negative sensitivity to moves in the 10Y yield, with the Russell 2000 even more tightly linked on the downside, indicating that equities broadly have been moving opposite to rates. This influence is concentrated in the equity complexes, with small caps exhibiting the sharpest rate sensitivity of the group. Financials and Utilities are also negatively correlated to yields but much less so, suggesting their day‑to‑day moves have been only moderately affected compared with the major equity indices. The 15D readings are similarly elevated in magnitude, while the weaker 90D correlations point to this tight rate‑equity linkage being a more recent pattern rather than a persistent one over the last quarter.</w:t>
       </w:r>
     </w:p>
     <w:sectPr>

--- a/data/tnx_correlation_bottom_line.docx
+++ b/data/tnx_correlation_bottom_line.docx
@@ -4,7 +4,7 @@
   <w:body>
     <w:p>
       <w:r>
-        <w:t>Rates correlations: Over the last 30 trading days, large-cap and growth equities (SPX and NDX) have shown strong negative sensitivity to moves in the 10Y yield, with the Russell 2000 even more tightly linked on the downside, indicating that equities broadly have been moving opposite to rates. This influence is concentrated in the equity complexes, with small caps exhibiting the sharpest rate sensitivity of the group. Financials and Utilities are also negatively correlated to yields but much less so, suggesting their day‑to‑day moves have been only moderately affected compared with the major equity indices. The 15D readings are similarly elevated in magnitude, while the weaker 90D correlations point to this tight rate‑equity linkage being a more recent pattern rather than a persistent one over the last quarter.</w:t>
+        <w:t>Rates correlations: Over the last 30 trading days, US equities have shown broadly elevated rate sensitivity, with the Russell 2000 displaying the most concentrated negative linkage to rising 10Y yields among the major equity benchmarks, followed closely by the S&amp;P 500 and Nasdaq 100. The 15-day window is even more negative for these indexes, suggesting that equities’ day-to-day moves have recently been tightly aligned with yield moves, while the 90-day correlations are still negative but noticeably less intense. Sector-wise, Financials and Utilities remain negatively related to yields as well, but their correlations are meaningfully weaker than those of the broad equity indexes, pointing to comparatively less rate-driven behavior.</w:t>
       </w:r>
     </w:p>
     <w:sectPr>

--- a/data/tnx_correlation_bottom_line.docx
+++ b/data/tnx_correlation_bottom_line.docx
@@ -4,7 +4,7 @@
   <w:body>
     <w:p>
       <w:r>
-        <w:t>Rates correlations: Over the last 30 trading days, US equities have shown broadly elevated rate sensitivity, with the Russell 2000 displaying the most concentrated negative linkage to rising 10Y yields among the major equity benchmarks, followed closely by the S&amp;P 500 and Nasdaq 100. The 15-day window is even more negative for these indexes, suggesting that equities’ day-to-day moves have recently been tightly aligned with yield moves, while the 90-day correlations are still negative but noticeably less intense. Sector-wise, Financials and Utilities remain negatively related to yields as well, but their correlations are meaningfully weaker than those of the broad equity indexes, pointing to comparatively less rate-driven behavior.</w:t>
+        <w:t>Rates correlations: Over the last 30 trading days, all major equity indices have shown strong negative sensitivity to moves in the 10‑year yield, with the Russell 2000 most tightly linked, followed by the S&amp;P 500 and Nasdaq 100. This suggests that recent equity performance has been heavily influenced by rate moves, with selling pressure tending to accompany yield increases across both large-cap and small-cap benchmarks. Sector-wise, Financials and Utilities are also negatively aligned with yields, but less tightly than the broad indices, indicating that rate influence is more concentrated in the index-level moves than in these sectors.</w:t>
       </w:r>
     </w:p>
     <w:sectPr>

--- a/data/tnx_correlation_bottom_line.docx
+++ b/data/tnx_correlation_bottom_line.docx
@@ -4,7 +4,7 @@
   <w:body>
     <w:p>
       <w:r>
-        <w:t>Rates correlations: Over the last 30 trading days, all major equity indices have shown strong negative sensitivity to moves in the 10‑year yield, with the Russell 2000 most tightly linked, followed by the S&amp;P 500 and Nasdaq 100. This suggests that recent equity performance has been heavily influenced by rate moves, with selling pressure tending to accompany yield increases across both large-cap and small-cap benchmarks. Sector-wise, Financials and Utilities are also negatively aligned with yields, but less tightly than the broad indices, indicating that rate influence is more concentrated in the index-level moves than in these sectors.</w:t>
+        <w:t>Rates correlations: Over the last 30 trading days, broad U. S. equities have traded with unusually strong inverse sensitivity to 10-year yields, with the S&amp;P 500, Nasdaq 100, and especially the rate‑sensitive Russell 2000 all showing tight negative linkages. The Russell 2000’s correlation is the most pronounced among the equity benchmarks, suggesting that moves in yields have been a particularly important driver for small caps.</w:t>
       </w:r>
     </w:p>
     <w:sectPr>

--- a/data/tnx_correlation_bottom_line.docx
+++ b/data/tnx_correlation_bottom_line.docx
@@ -4,7 +4,7 @@
   <w:body>
     <w:p>
       <w:r>
-        <w:t>Rates correlations: Over the last 30 trading days, broad U. S. equities have traded with unusually strong inverse sensitivity to 10-year yields, with the S&amp;P 500, Nasdaq 100, and especially the rate‑sensitive Russell 2000 all showing tight negative linkages. The Russell 2000’s correlation is the most pronounced among the equity benchmarks, suggesting that moves in yields have been a particularly important driver for small caps.</w:t>
+        <w:t>Rates correlations: Over the last 30 trading days, US equities have shown broad, elevated sensitivity to moves in the 10-year yield, with the Russell 2000 standing out as the most rate-sensitive equity index and the S&amp;P 500 and Nasdaq 100 not far behind. The concentration of influence in small caps suggests that higher yields have been especially challenging for more domestically focused, rate‑dependent companies. Financials and Utilities remain negatively linked to yields but meaningfully less so than the major equity indices, and the 90-day readings indicate that today’s strong equity–rates linkage is a relatively recent development.</w:t>
       </w:r>
     </w:p>
     <w:sectPr>

--- a/data/tnx_correlation_bottom_line.docx
+++ b/data/tnx_correlation_bottom_line.docx
@@ -4,7 +4,7 @@
   <w:body>
     <w:p>
       <w:r>
-        <w:t>Rates correlations: Over the last 30 trading days, US equities have shown broad, elevated sensitivity to moves in the 10-year yield, with the Russell 2000 standing out as the most rate-sensitive equity index and the S&amp;P 500 and Nasdaq 100 not far behind. The concentration of influence in small caps suggests that higher yields have been especially challenging for more domestically focused, rate‑dependent companies. Financials and Utilities remain negatively linked to yields but meaningfully less so than the major equity indices, and the 90-day readings indicate that today’s strong equity–rates linkage is a relatively recent development.</w:t>
+        <w:t>Rates correlations: Over the last 30 trading days, U. S. equities have shown broadly negative sensitivity to moves in the 10-year yield, with that influence most concentrated in small caps, where the Russell 2000 has been especially rate‑sensitive. The S&amp;P 500 and Nasdaq 100 also display strong inverse links to yields, suggesting that higher rates have tended to coincide with equity pullbacks across large‑cap growth and broad market benchmarks.</w:t>
       </w:r>
     </w:p>
     <w:sectPr>

--- a/data/tnx_correlation_bottom_line.docx
+++ b/data/tnx_correlation_bottom_line.docx
@@ -4,7 +4,7 @@
   <w:body>
     <w:p>
       <w:r>
-        <w:t>Rates correlations: Over the last 30 trading days, U. S. equities have shown broadly negative sensitivity to moves in the 10-year yield, with that influence most concentrated in small caps, where the Russell 2000 has been especially rate‑sensitive. The S&amp;P 500 and Nasdaq 100 also display strong inverse links to yields, suggesting that higher rates have tended to coincide with equity pullbacks across large‑cap growth and broad market benchmarks.</w:t>
+        <w:t>Rates correlations: Over the last 30 trading days, all major equity indices have shown strong negative sensitivity to moves in the 10-year yield, with the Russell 2000 the most rate-sensitive among equities and the S&amp;P 500 and Nasdaq 100 not far behind. This pattern suggests equity performance has recently tended to weaken on days when yields rise, with that effect especially concentrated in smaller caps. Financials are still negatively linked to yields but less tightly than the broad indices, while Utilities now sit in a middle zone where their rate sensitivity has picked up vs 15D readings but is closer to their longer-run 90D relationship.</w:t>
       </w:r>
     </w:p>
     <w:sectPr>

--- a/data/tnx_correlation_bottom_line.docx
+++ b/data/tnx_correlation_bottom_line.docx
@@ -4,7 +4,7 @@
   <w:body>
     <w:p>
       <w:r>
-        <w:t>Rates correlations: Over the last 30 trading days, all major equity indices have shown strong negative sensitivity to moves in the 10-year yield, with the Russell 2000 the most rate-sensitive among equities and the S&amp;P 500 and Nasdaq 100 not far behind. This pattern suggests equity performance has recently tended to weaken on days when yields rise, with that effect especially concentrated in smaller caps. Financials are still negatively linked to yields but less tightly than the broad indices, while Utilities now sit in a middle zone where their rate sensitivity has picked up vs 15D readings but is closer to their longer-run 90D relationship.</w:t>
+        <w:t>Rates correlations: Over the last 30 trading days, major U. S. equity benchmarks have been moving clearly opposite to yields, with the Russell 2000 showing the most pronounced equity sensitivity and the S&amp;P 500 and Nasdaq 100 also strongly negatively linked. This suggests rate moves have been weighing more heavily on small caps than on large caps or growth tech, concentrating the equity-rate influence in the Russell 2000.</w:t>
       </w:r>
     </w:p>
     <w:sectPr>

--- a/data/tnx_correlation_bottom_line.docx
+++ b/data/tnx_correlation_bottom_line.docx
@@ -4,7 +4,7 @@
   <w:body>
     <w:p>
       <w:r>
-        <w:t>Rates correlations: Over the last 30 trading days, major U. S. equity benchmarks have been moving clearly opposite to yields, with the Russell 2000 showing the most pronounced equity sensitivity and the S&amp;P 500 and Nasdaq 100 also strongly negatively linked. This suggests rate moves have been weighing more heavily on small caps than on large caps or growth tech, concentrating the equity-rate influence in the Russell 2000.</w:t>
+        <w:t>Rates correlations: Over the last 30 trading days, broad U. S. equities have shown pronounced inverse sensitivity to moves in the 10Y yield, with the Russell 2000 the most rate‑sensitive equity index and SPX/NDX also closely tied to rate moves. This points to equity performance being tightly linked to yield declines, especially in smaller caps.</w:t>
       </w:r>
     </w:p>
     <w:sectPr>

--- a/data/tnx_correlation_bottom_line.docx
+++ b/data/tnx_correlation_bottom_line.docx
@@ -4,7 +4,7 @@
   <w:body>
     <w:p>
       <w:r>
-        <w:t>Rates correlations: Over the last 30 trading days, broad U. S. equities have shown pronounced inverse sensitivity to moves in the 10Y yield, with the Russell 2000 the most rate‑sensitive equity index and SPX/NDX also closely tied to rate moves. This points to equity performance being tightly linked to yield declines, especially in smaller caps.</w:t>
+        <w:t>Rates correlations: Over the last 30 trading days, equity indexes have shown strong negative sensitivity to moves in the 10-year yield, with the Russell 2000 the most rate-sensitive among them and the S&amp;P 500 and Nasdaq 100 not far behind. This suggests that recent equity weakness has been closely tied to rising yields, especially in smaller caps where that influence is most concentrated. In contrast, sector-level links are weaker, with Financials only moderately negatively correlated and Utilities showing relatively contained rate sensitivity despite a more pronounced negative link over the 90-day window.</w:t>
       </w:r>
     </w:p>
     <w:sectPr>

--- a/data/tnx_correlation_bottom_line.docx
+++ b/data/tnx_correlation_bottom_line.docx
@@ -4,7 +4,7 @@
   <w:body>
     <w:p>
       <w:r>
-        <w:t>Rates correlations: Over the last 30 trading days, equity indexes have shown strong negative sensitivity to moves in the 10-year yield, with the Russell 2000 the most rate-sensitive among them and the S&amp;P 500 and Nasdaq 100 not far behind. This suggests that recent equity weakness has been closely tied to rising yields, especially in smaller caps where that influence is most concentrated. In contrast, sector-level links are weaker, with Financials only moderately negatively correlated and Utilities showing relatively contained rate sensitivity despite a more pronounced negative link over the 90-day window.</w:t>
+        <w:t>Rates correlations: Over the last 30 trading days, U. S. equities have mostly traded inversely with 10Y yields, with the Russell 2000 showing the most concentrated rate sensitivity among the major indices and small caps underperforming when yields rise. The S&amp;P 500 and Nasdaq 100 also exhibit notable negative linkage to yields, though somewhat less intense than small caps and more in line with their 90-day patterns.</w:t>
       </w:r>
     </w:p>
     <w:sectPr>

--- a/data/tnx_correlation_bottom_line.docx
+++ b/data/tnx_correlation_bottom_line.docx
@@ -4,7 +4,7 @@
   <w:body>
     <w:p>
       <w:r>
-        <w:t>Rates correlations: Over the last 30 trading days, U. S. equities have mostly traded inversely with 10Y yields, with the Russell 2000 showing the most concentrated rate sensitivity among the major indices and small caps underperforming when yields rise. The S&amp;P 500 and Nasdaq 100 also exhibit notable negative linkage to yields, though somewhat less intense than small caps and more in line with their 90-day patterns.</w:t>
+        <w:t>Rates correlations: Over the last 30 trading days, U. S. equities have generally moved opposite 10-year yields, with the Russell 2000 showing the most pronounced equity-rate sensitivity and the S&amp;P 500 and Nasdaq 100 also fairly responsive. Within sectors, financials show only a modest negative linkage to yields, while utilities currently appear relatively insulated with contained 30D sensitivity.</w:t>
       </w:r>
     </w:p>
     <w:sectPr>

--- a/data/tnx_correlation_bottom_line.docx
+++ b/data/tnx_correlation_bottom_line.docx
@@ -4,7 +4,7 @@
   <w:body>
     <w:p>
       <w:r>
-        <w:t>Rates correlations: Over the last 30 trading days, U. S. equities have generally moved opposite 10-year yields, with the Russell 2000 showing the most pronounced equity-rate sensitivity and the S&amp;P 500 and Nasdaq 100 also fairly responsive. Within sectors, financials show only a modest negative linkage to yields, while utilities currently appear relatively insulated with contained 30D sensitivity.</w:t>
+        <w:t>Rates correlations: Over the last 30 trading days, equity indices have shown fairly strong negative sensitivity to moves in the 10-year yield, with the Russell 2000 standing out as the most rate-sensitive equity benchmark and the S&amp;P 500 and Nasdaq 100 not far behind. That influence is concentrated in small caps, where returns have moved most inversely with yield changes, and this pattern has been consistently strong across the 15D and 90D windows. Sector-wise, Financials have been moderately negatively linked to yields despite their traditional rate exposure, while Utilities’ weaker but persistent negative correlations suggest a more defensive, less rate-driven profile.</w:t>
       </w:r>
     </w:p>
     <w:sectPr>

--- a/data/tnx_correlation_bottom_line.docx
+++ b/data/tnx_correlation_bottom_line.docx
@@ -4,7 +4,7 @@
   <w:body>
     <w:p>
       <w:r>
-        <w:t>Rates correlations: Over the last 30 trading days, equity indices have shown fairly strong negative sensitivity to moves in the 10-year yield, with the Russell 2000 standing out as the most rate-sensitive equity benchmark and the S&amp;P 500 and Nasdaq 100 not far behind. That influence is concentrated in small caps, where returns have moved most inversely with yield changes, and this pattern has been consistently strong across the 15D and 90D windows. Sector-wise, Financials have been moderately negatively linked to yields despite their traditional rate exposure, while Utilities’ weaker but persistent negative correlations suggest a more defensive, less rate-driven profile.</w:t>
+        <w:t>Rates correlations: Over the last 30 trading days, all major equity indices have moved inversely with the 10-year yield, with rate sensitivity strongest in small caps (Russell 2000) and somewhat less pronounced in the S&amp;P 500 and Nasdaq 100. The Russell’s correlation near -0.08 points to equity-rate dynamics that are concentrated in smaller, more domestically exposed names. Financials remain negatively linked to yields despite their typical rate exposure, while Utilities’ inverse relationship has strengthened over the 90-day window, suggesting more persistent rate sensitivity in that sector.</w:t>
       </w:r>
     </w:p>
     <w:sectPr>

--- a/data/tnx_correlation_bottom_line.docx
+++ b/data/tnx_correlation_bottom_line.docx
@@ -4,7 +4,7 @@
   <w:body>
     <w:p>
       <w:r>
-        <w:t>Rates correlations: Over the last 30 trading days, all major equity indices have moved inversely with the 10-year yield, with rate sensitivity strongest in small caps (Russell 2000) and somewhat less pronounced in the S&amp;P 500 and Nasdaq 100. The Russell’s correlation near -0.08 points to equity-rate dynamics that are concentrated in smaller, more domestically exposed names. Financials remain negatively linked to yields despite their typical rate exposure, while Utilities’ inverse relationship has strengthened over the 90-day window, suggesting more persistent rate sensitivity in that sector.</w:t>
+        <w:t>Rates correlations: Over the last 30 trading days, all major equity indices have shown meaningfully negative sensitivity to rising 10-year yields, with rate influence most concentrated in small caps (Russell 2000 at -0.073) and then the S&amp;P 500. The Nasdaq 100 is similarly negatively linked to yields, though a bit less than small caps, while Financials and Utilities are only moderately tied to rates in this window. The 15-day and 90-day views are broadly consistent, suggesting that this inverse equity–rates relationship has been both persistent and reasonably stable across recent months.</w:t>
       </w:r>
     </w:p>
     <w:sectPr>

--- a/data/tnx_correlation_bottom_line.docx
+++ b/data/tnx_correlation_bottom_line.docx
@@ -4,7 +4,7 @@
   <w:body>
     <w:p>
       <w:r>
-        <w:t>Rates correlations: Over the last 30 trading days, all major equity indices have shown meaningfully negative sensitivity to rising 10-year yields, with rate influence most concentrated in small caps (Russell 2000 at -0.073) and then the S&amp;P 500. The Nasdaq 100 is similarly negatively linked to yields, though a bit less than small caps, while Financials and Utilities are only moderately tied to rates in this window. The 15-day and 90-day views are broadly consistent, suggesting that this inverse equity–rates relationship has been both persistent and reasonably stable across recent months.</w:t>
+        <w:t>Rates correlations: Over the last 30 trading days, U. S. equities have traded with broadly negative rate sensitivity, with the Russell 2000 showing the sharpest inverse linkage to yields and the S&amp;P 500 and Nasdaq 100 also firmly in that camp. This points to rate moves exerting a concentrated influence on small caps, while large-cap and growth benchmarks are meaningfully affected but somewhat less so.</w:t>
       </w:r>
     </w:p>
     <w:sectPr>

--- a/data/tnx_correlation_bottom_line.docx
+++ b/data/tnx_correlation_bottom_line.docx
@@ -4,7 +4,7 @@
   <w:body>
     <w:p>
       <w:r>
-        <w:t>Rates correlations: Over the last 30 trading days, U. S. equities have traded with broadly negative rate sensitivity, with the Russell 2000 showing the sharpest inverse linkage to yields and the S&amp;P 500 and Nasdaq 100 also firmly in that camp. This points to rate moves exerting a concentrated influence on small caps, while large-cap and growth benchmarks are meaningfully affected but somewhat less so.</w:t>
+        <w:t>Rates correlations: Over the last 30 trading days, U. S. equities have generally moved opposite 10-year yields, with rate sensitivity most pronounced in small caps (Russell 2000) and the broad S&amp;P 500, and somewhat less acute in the Nasdaq 100. This negative linkage in equities is stronger than it was over the last 90 days, suggesting recent moves in stock indexes have been more tightly tied to rate swings than earlier in the quarter.</w:t>
       </w:r>
     </w:p>
     <w:sectPr>

--- a/data/tnx_correlation_bottom_line.docx
+++ b/data/tnx_correlation_bottom_line.docx
@@ -4,7 +4,7 @@
   <w:body>
     <w:p>
       <w:r>
-        <w:t>Rates correlations: Over the last 30 trading days, U. S. equities have generally moved opposite 10-year yields, with rate sensitivity most pronounced in small caps (Russell 2000) and the broad S&amp;P 500, and somewhat less acute in the Nasdaq 100. This negative linkage in equities is stronger than it was over the last 90 days, suggesting recent moves in stock indexes have been more tightly tied to rate swings than earlier in the quarter.</w:t>
+        <w:t>Rates correlations: Over the last 30 trading days, broad U. S. equities have shown a clear inverse relationship to moves in the 10-year yield, with the Russell 2000 displaying the strongest equity sensitivity to rates and the S&amp;P 500 not far behind. The Nasdaq 100 is also negatively tied to yields, but somewhat less so, suggesting rate moves are meaningful but not the sole driver.</w:t>
       </w:r>
     </w:p>
     <w:sectPr>

--- a/data/tnx_correlation_bottom_line.docx
+++ b/data/tnx_correlation_bottom_line.docx
@@ -4,7 +4,7 @@
   <w:body>
     <w:p>
       <w:r>
-        <w:t>Rates correlations: Over the last 30 trading days, broad U. S. equities have shown a clear inverse relationship to moves in the 10-year yield, with the Russell 2000 displaying the strongest equity sensitivity to rates and the S&amp;P 500 not far behind. The Nasdaq 100 is also negatively tied to yields, but somewhat less so, suggesting rate moves are meaningful but not the sole driver.</w:t>
+        <w:t>Rates correlations: Over the last 30 trading days, U. S. equities have generally moved opposite to 10-year yields, with the Russell 2000 showing the strongest negative linkage and thus the most concentrated equity-rate sensitivity, followed by the S&amp;P 500 and then the Nasdaq 100. The pattern is fairly consistent across 15- and 90-day windows, suggesting that this inverse relationship has been both recent and persistent rather than a short-lived blip.</w:t>
       </w:r>
     </w:p>
     <w:sectPr>

--- a/data/tnx_correlation_bottom_line.docx
+++ b/data/tnx_correlation_bottom_line.docx
@@ -4,7 +4,7 @@
   <w:body>
     <w:p>
       <w:r>
-        <w:t>Rates correlations: Over the last 30 trading days, U. S. equities have generally moved opposite to 10-year yields, with the Russell 2000 showing the strongest negative linkage and thus the most concentrated equity-rate sensitivity, followed by the S&amp;P 500 and then the Nasdaq 100. The pattern is fairly consistent across 15- and 90-day windows, suggesting that this inverse relationship has been both recent and persistent rather than a short-lived blip.</w:t>
+        <w:t>Rates correlations: Over the last 30 trading days, equity benchmarks have shown meaningful inverse sensitivity to moves in the 10-year yield, with the Russell 2000 the most rate‑sensitive of the major indices and the S&amp;P 500 not far behind. The Nasdaq 100 and Utilities remain negatively exposed but somewhat less so, while Financials are only moderately tied to rate moves. This pattern suggests that rate sensitivity is spread across cyclicals and defensives, but is more concentrated in small caps than in large-cap growth or sector ETFs.</w:t>
       </w:r>
     </w:p>
     <w:sectPr>

--- a/data/tnx_correlation_bottom_line.docx
+++ b/data/tnx_correlation_bottom_line.docx
@@ -4,7 +4,7 @@
   <w:body>
     <w:p>
       <w:r>
-        <w:t>Rates correlations: Over the last 30 trading days, equity benchmarks have shown meaningful inverse sensitivity to moves in the 10-year yield, with the Russell 2000 the most rate‑sensitive of the major indices and the S&amp;P 500 not far behind. The Nasdaq 100 and Utilities remain negatively exposed but somewhat less so, while Financials are only moderately tied to rate moves. This pattern suggests that rate sensitivity is spread across cyclicals and defensives, but is more concentrated in small caps than in large-cap growth or sector ETFs.</w:t>
+        <w:t>Rates correlations: Over the last 30 trading days, all major equity benchmarks have moved inversely with 10-year yields, with the Russell 2000 showing the strongest negative linkage among the equity indices, indicating that smaller caps have been most sensitive to rate moves. The S&amp;P 500 and Nasdaq 100 also show fairly pronounced negative correlations, suggesting broad growth and large-cap risk have been leaning against rising yields. Sector-wise, utilities display a consistently negative relationship to yields, while financials have been less tightly tied to rate shifts than their rate-exposed business models might suggest, keeping rate influence more diffuse across the equity complex rather than concentrated in a single sector.</w:t>
       </w:r>
     </w:p>
     <w:sectPr>

--- a/data/tnx_correlation_bottom_line.docx
+++ b/data/tnx_correlation_bottom_line.docx
@@ -4,7 +4,7 @@
   <w:body>
     <w:p>
       <w:r>
-        <w:t>Rates correlations: Over the last 30 trading days, all major equity benchmarks have moved inversely with 10-year yields, with the Russell 2000 showing the strongest negative linkage among the equity indices, indicating that smaller caps have been most sensitive to rate moves. The S&amp;P 500 and Nasdaq 100 also show fairly pronounced negative correlations, suggesting broad growth and large-cap risk have been leaning against rising yields. Sector-wise, utilities display a consistently negative relationship to yields, while financials have been less tightly tied to rate shifts than their rate-exposed business models might suggest, keeping rate influence more diffuse across the equity complex rather than concentrated in a single sector.</w:t>
+        <w:t>Rates correlations: Over the last 30 trading days, equity benchmarks have generally moved opposite to yields, with the Russell 2000 showing the strongest equity-rate linkage and thus the most concentrated sensitivity to rate moves. The S&amp;P 500 and Nasdaq 100 are also meaningfully negatively correlated to yields, suggesting broader U. S. equities have been pressured when rates rise, while financials show a milder relationship.</w:t>
       </w:r>
     </w:p>
     <w:sectPr>

--- a/data/tnx_correlation_bottom_line.docx
+++ b/data/tnx_correlation_bottom_line.docx
@@ -4,7 +4,7 @@
   <w:body>
     <w:p>
       <w:r>
-        <w:t>Rates correlations: Over the last 30 trading days, equity benchmarks have generally moved opposite to yields, with the Russell 2000 showing the strongest equity-rate linkage and thus the most concentrated sensitivity to rate moves. The S&amp;P 500 and Nasdaq 100 are also meaningfully negatively correlated to yields, suggesting broader U. S. equities have been pressured when rates rise, while financials show a milder relationship.</w:t>
+        <w:t>Rates correlations: Over the last 30 trading days, equity indexes have been moderately negatively tied to moves in the 10-year yield, with rate sensitivity most pronounced in small caps (RUT), followed by the S&amp;P 500 and then the Nasdaq 100. Utilities still screen as rate‑sensitive over 30 days, but their linkage has eased versus the more acute 15-day window, suggesting less immediate pressure from yield moves than very recently. Financials show relatively contained 30-day sensitivity to rates, indicating that equity-rate dynamics are currently more concentrated in rate‑sensitive defensives and smaller caps than in the bank-heavy complex.</w:t>
       </w:r>
     </w:p>
     <w:sectPr>

--- a/data/tnx_correlation_bottom_line.docx
+++ b/data/tnx_correlation_bottom_line.docx
@@ -4,7 +4,7 @@
   <w:body>
     <w:p>
       <w:r>
-        <w:t>Rates correlations: Over the last 30 trading days, equity indexes have been moderately negatively tied to moves in the 10-year yield, with rate sensitivity most pronounced in small caps (RUT), followed by the S&amp;P 500 and then the Nasdaq 100. Utilities still screen as rate‑sensitive over 30 days, but their linkage has eased versus the more acute 15-day window, suggesting less immediate pressure from yield moves than very recently. Financials show relatively contained 30-day sensitivity to rates, indicating that equity-rate dynamics are currently more concentrated in rate‑sensitive defensives and smaller caps than in the bank-heavy complex.</w:t>
+        <w:t>Rates correlations: Over the last 30 trading days, equity indexes have generally moved opposite to yields, with the Russell 2000 showing the most pronounced downside sensitivity to rising rates and the Nasdaq 100 somewhat less exposed. The S&amp;P 500 sits in between, and its negative correlation has strengthened versus the 15-day window, pointing to increasingly broad rate sensitivity across large caps. Utilities remain negatively linked to yields but less tightly than small caps, while Financials now show only a weak relationship, leaving rate influence relatively concentrated in the broad equity indices rather than sector extremes.</w:t>
       </w:r>
     </w:p>
     <w:sectPr>

--- a/data/tnx_correlation_bottom_line.docx
+++ b/data/tnx_correlation_bottom_line.docx
@@ -4,7 +4,7 @@
   <w:body>
     <w:p>
       <w:r>
-        <w:t>Rates correlations: Over the last 30 trading days, equity indexes have generally moved opposite to yields, with the Russell 2000 showing the most pronounced downside sensitivity to rising rates and the Nasdaq 100 somewhat less exposed. The S&amp;P 500 sits in between, and its negative correlation has strengthened versus the 15-day window, pointing to increasingly broad rate sensitivity across large caps. Utilities remain negatively linked to yields but less tightly than small caps, while Financials now show only a weak relationship, leaving rate influence relatively concentrated in the broad equity indices rather than sector extremes.</w:t>
+        <w:t>Rates correlations: Over the last 30 trading days, broad equities (SPX, NDX) have shown a moderate negative linkage to 10-year yields, while rate sensitivity in financials is minimal and utilities sit in a clearly rate‑sensitive, defensive posture. The Russell 2000 stands out with the strongest equity-side negative correlation to yields, indicating that equity rate exposure is somewhat concentrated in smaller caps. Shorter (15D) readings show financials tilting slightly positively to yields and utilities more negatively sensitive, while the 90D window confirms a persistently stronger negative relationship for SPX, NDX, and especially RUT versus rates.</w:t>
       </w:r>
     </w:p>
     <w:sectPr>

--- a/data/tnx_correlation_bottom_line.docx
+++ b/data/tnx_correlation_bottom_line.docx
@@ -4,7 +4,7 @@
   <w:body>
     <w:p>
       <w:r>
-        <w:t>Rates correlations: Over the last 30 trading days, broad equities (SPX, NDX) have shown a moderate negative linkage to 10-year yields, while rate sensitivity in financials is minimal and utilities sit in a clearly rate‑sensitive, defensive posture. The Russell 2000 stands out with the strongest equity-side negative correlation to yields, indicating that equity rate exposure is somewhat concentrated in smaller caps. Shorter (15D) readings show financials tilting slightly positively to yields and utilities more negatively sensitive, while the 90D window confirms a persistently stronger negative relationship for SPX, NDX, and especially RUT versus rates.</w:t>
+        <w:t>Rates correlations: Over the last 30 trading days, U. S. equities have generally moved opposite to 10-year yields, with small caps showing the strongest equity-rate linkage and broad large-cap and tech indices somewhat less rate-sensitive but still meaningfully negatively correlated. Utilities remain negatively tied to yields but sit in the middle of the pack, weaker than small caps but stronger than tech.</w:t>
       </w:r>
     </w:p>
     <w:sectPr>

--- a/data/tnx_correlation_bottom_line.docx
+++ b/data/tnx_correlation_bottom_line.docx
@@ -4,7 +4,7 @@
   <w:body>
     <w:p>
       <w:r>
-        <w:t>Rates correlations: Over the last 30 trading days, U. S. equities have generally moved opposite to 10-year yields, with small caps showing the strongest equity-rate linkage and broad large-cap and tech indices somewhat less rate-sensitive but still meaningfully negatively correlated. Utilities remain negatively tied to yields but sit in the middle of the pack, weaker than small caps but stronger than tech.</w:t>
+        <w:t>Rates correlations: Over the last 30 trading days, equities have mostly moved opposite to yields, with the Russell 2000 showing the strongest negative linkage, indicating its performance has been particularly sensitive to rate moves. The S&amp;P 500 and Nasdaq 100 also show meaningful negative correlations, though somewhat less intense than small caps. Financials stand out with relatively contained rate sensitivity, while Utilities retain a clear, though more moderate, negative relationship to yields that has been especially pronounced in the most recent 15-day window.</w:t>
       </w:r>
     </w:p>
     <w:sectPr>

--- a/data/tnx_correlation_bottom_line.docx
+++ b/data/tnx_correlation_bottom_line.docx
@@ -4,7 +4,7 @@
   <w:body>
     <w:p>
       <w:r>
-        <w:t>Rates correlations: Over the last 30 trading days, equities have mostly moved opposite to yields, with the Russell 2000 showing the strongest negative linkage, indicating its performance has been particularly sensitive to rate moves. The S&amp;P 500 and Nasdaq 100 also show meaningful negative correlations, though somewhat less intense than small caps. Financials stand out with relatively contained rate sensitivity, while Utilities retain a clear, though more moderate, negative relationship to yields that has been especially pronounced in the most recent 15-day window.</w:t>
+        <w:t>Rates correlations: Over the last 30 trading days, equity benchmarks have generally moved opposite 10-year yields, with the Russell 2000 showing the strongest equity sensitivity and the Nasdaq 100 the least. The S&amp;P 500 and small caps both show more negative correlations over 90 days than over 30, suggesting equity sensitivity to rates has been building over the quarter. Financials have shown relatively contained rate sensitivity in the 30-day window, while Utilities remain consistently defensive, with returns tending to weaken when yields rise across all three horizons.</w:t>
       </w:r>
     </w:p>
     <w:sectPr>

--- a/data/tnx_correlation_bottom_line.docx
+++ b/data/tnx_correlation_bottom_line.docx
@@ -4,7 +4,7 @@
   <w:body>
     <w:p>
       <w:r>
-        <w:t>Rates correlations: Over the last 30 trading days, equity benchmarks have generally moved opposite 10-year yields, with the Russell 2000 showing the strongest equity sensitivity and the Nasdaq 100 the least. The S&amp;P 500 and small caps both show more negative correlations over 90 days than over 30, suggesting equity sensitivity to rates has been building over the quarter. Financials have shown relatively contained rate sensitivity in the 30-day window, while Utilities remain consistently defensive, with returns tending to weaken when yields rise across all three horizons.</w:t>
+        <w:t>Rates correlations: Over the last 30 trading days, equity benchmarks have generally traded inversely to moves in the 10-year yield, with rate sensitivity most pronounced in small caps (RUT) and more moderate in the S&amp;P 500 and Nasdaq 100. That pattern has been fairly persistent over 90 days, suggesting a sustained tendency for higher yields to align with weaker equity returns, especially in smaller, more domestically focused names. Utilities remain negatively linked to yields but not as sharply as small caps, while Financials show relatively contained rate sensitivity, with only a mild negative correlation to yields over the same window.</w:t>
       </w:r>
     </w:p>
     <w:sectPr>

--- a/data/tnx_correlation_bottom_line.docx
+++ b/data/tnx_correlation_bottom_line.docx
@@ -4,7 +4,7 @@
   <w:body>
     <w:p>
       <w:r>
-        <w:t>Rates correlations: Over the last 30 trading days, equity benchmarks have generally traded inversely to moves in the 10-year yield, with rate sensitivity most pronounced in small caps (RUT) and more moderate in the S&amp;P 500 and Nasdaq 100. That pattern has been fairly persistent over 90 days, suggesting a sustained tendency for higher yields to align with weaker equity returns, especially in smaller, more domestically focused names. Utilities remain negatively linked to yields but not as sharply as small caps, while Financials show relatively contained rate sensitivity, with only a mild negative correlation to yields over the same window.</w:t>
+        <w:t>Rates correlations: Over the last 30 trading days, broad equities have leaned meaningfully inverse to yields, with the Russell 2000 showing the strongest equity sensitivity and the Nasdaq 100 somewhat less exposed. The S&amp;P 500’s correlation sits between those two, pointing to a moderate, index‑level drag when rates move higher. Utilities remain steadily rate‑sensitive, while Financials stand out with only a mild and less consistent linkage to yields, leaving most of the equity-rate influence concentrated in small caps and defensives rather than the banks.</w:t>
       </w:r>
     </w:p>
     <w:sectPr>

--- a/data/tnx_correlation_bottom_line.docx
+++ b/data/tnx_correlation_bottom_line.docx
@@ -4,7 +4,7 @@
   <w:body>
     <w:p>
       <w:r>
-        <w:t>Rates correlations: Over the last 30 trading days, broad equities have leaned meaningfully inverse to yields, with the Russell 2000 showing the strongest equity sensitivity and the Nasdaq 100 somewhat less exposed. The S&amp;P 500’s correlation sits between those two, pointing to a moderate, index‑level drag when rates move higher. Utilities remain steadily rate‑sensitive, while Financials stand out with only a mild and less consistent linkage to yields, leaving most of the equity-rate influence concentrated in small caps and defensives rather than the banks.</w:t>
+        <w:t>Rates correlations: Over the last 30 trading days, equity indexes have generally moved opposite 10Y yields, with the Russell 2000 showing the strongest equity-rate linkage and thus the most concentrated rate sensitivity among the major indices. The S&amp;P 500 and Nasdaq 100 are also meaningfully negatively tied to yields, but less so than small caps, while Utilities show a steadier, moderate negative relationship. Financials stand out for having only a mild 30-day correlation to rates, suggesting their recent moves have been less directly driven by yield changes than other sectors.</w:t>
       </w:r>
     </w:p>
     <w:sectPr>

--- a/data/tnx_correlation_bottom_line.docx
+++ b/data/tnx_correlation_bottom_line.docx
@@ -4,7 +4,7 @@
   <w:body>
     <w:p>
       <w:r>
-        <w:t>Rates correlations: Over the last 30 trading days, equity indexes have generally moved opposite 10Y yields, with the Russell 2000 showing the strongest equity-rate linkage and thus the most concentrated rate sensitivity among the major indices. The S&amp;P 500 and Nasdaq 100 are also meaningfully negatively tied to yields, but less so than small caps, while Utilities show a steadier, moderate negative relationship. Financials stand out for having only a mild 30-day correlation to rates, suggesting their recent moves have been less directly driven by yield changes than other sectors.</w:t>
+        <w:t>Rates correlations: Over the last 30 trading days, US equities have generally moved opposite 10Y yields, with rate sensitivity most pronounced in small caps and broad large caps (RUT and SPX more negative than NDX). The Russell 2000 shows the deepest equity linkage to yields across 15D, 30D, and 90D, indicating that rate influence is concentrated in smaller, more domestically focused names. Financials show only mild and somewhat inconsistent connections to yields, while Utilities display a steadier but more moderate negative relationship.</w:t>
       </w:r>
     </w:p>
     <w:sectPr>

--- a/data/tnx_correlation_bottom_line.docx
+++ b/data/tnx_correlation_bottom_line.docx
@@ -4,7 +4,7 @@
   <w:body>
     <w:p>
       <w:r>
-        <w:t>Rates correlations: Over the last 30 trading days, US equities have generally moved opposite 10Y yields, with rate sensitivity most pronounced in small caps and broad large caps (RUT and SPX more negative than NDX). The Russell 2000 shows the deepest equity linkage to yields across 15D, 30D, and 90D, indicating that rate influence is concentrated in smaller, more domestically focused names. Financials show only mild and somewhat inconsistent connections to yields, while Utilities display a steadier but more moderate negative relationship.</w:t>
+        <w:t>Rates correlations: Over the last 30 trading days, equities have generally moved opposite 10-year yields, with the Russell 2000 showing the sharpest negative linkage among the major equity indexes, implying small caps have been particularly rate‑sensitive. The S&amp;P 500 and Nasdaq 100 also show meaningful inverse relationships to yields, consistent with broader growth‑oriented exposure being pressured when rates rise. Financials, by contrast, show relatively contained sensitivity over this window, suggesting rate moves have not been the dominant driver for that sector recently. Over 15D and 90D, the pattern broadly holds, with small caps remaining the most consistently exposed to rate shifts among the equity benchmarks.</w:t>
       </w:r>
     </w:p>
     <w:sectPr>

--- a/data/tnx_correlation_bottom_line.docx
+++ b/data/tnx_correlation_bottom_line.docx
@@ -4,7 +4,7 @@
   <w:body>
     <w:p>
       <w:r>
-        <w:t>Rates correlations: Over the last 30 trading days, equities have generally moved opposite 10-year yields, with the Russell 2000 showing the sharpest negative linkage among the major equity indexes, implying small caps have been particularly rate‑sensitive. The S&amp;P 500 and Nasdaq 100 also show meaningful inverse relationships to yields, consistent with broader growth‑oriented exposure being pressured when rates rise. Financials, by contrast, show relatively contained sensitivity over this window, suggesting rate moves have not been the dominant driver for that sector recently. Over 15D and 90D, the pattern broadly holds, with small caps remaining the most consistently exposed to rate shifts among the equity benchmarks.</w:t>
+        <w:t>Rates correlations: Over the last 30 trading days, equity returns have generally moved opposite 10Y yields, with the S&amp;P 500 and Nasdaq showing moderate negative sensitivity and the Russell 2000 showing the sharpest equity response to rate moves. Within sectors, rate sensitivity is more contained for Financials and Utilities, where correlations to yields remain relatively low in absolute terms. Compared with the 90-day window, the broad indices still look firmly rate‑sensitive, but that sensitivity has eased somewhat for large-cap growth while staying relatively high for small caps.</w:t>
       </w:r>
     </w:p>
     <w:sectPr>

--- a/data/tnx_correlation_bottom_line.docx
+++ b/data/tnx_correlation_bottom_line.docx
@@ -4,7 +4,7 @@
   <w:body>
     <w:p>
       <w:r>
-        <w:t>Rates correlations: Over the last 30 trading days, equity returns have generally moved opposite 10Y yields, with the S&amp;P 500 and Nasdaq showing moderate negative sensitivity and the Russell 2000 showing the sharpest equity response to rate moves. Within sectors, rate sensitivity is more contained for Financials and Utilities, where correlations to yields remain relatively low in absolute terms. Compared with the 90-day window, the broad indices still look firmly rate‑sensitive, but that sensitivity has eased somewhat for large-cap growth while staying relatively high for small caps.</w:t>
+        <w:t>Rates correlations: Over the last 30 trading days, US equities generally move opposite 10-year yields, with the Russell 2000 showing the strongest equity-side sensitivity and making rate influence relatively concentrated in small caps. SPX and NDX are also meaningfully negatively tied to yields, while XLF and XLU show only contained rate sensitivity in this window. Compared with the past 90 days, most equity segments still look rate‑sensitive, but the magnitude of that linkage has eased somewhat outside of small caps.</w:t>
       </w:r>
     </w:p>
     <w:sectPr>

--- a/data/tnx_correlation_bottom_line.docx
+++ b/data/tnx_correlation_bottom_line.docx
@@ -4,7 +4,7 @@
   <w:body>
     <w:p>
       <w:r>
-        <w:t>Rates correlations: Over the last 30 trading days, US equities generally move opposite 10-year yields, with the Russell 2000 showing the strongest equity-side sensitivity and making rate influence relatively concentrated in small caps. SPX and NDX are also meaningfully negatively tied to yields, while XLF and XLU show only contained rate sensitivity in this window. Compared with the past 90 days, most equity segments still look rate‑sensitive, but the magnitude of that linkage has eased somewhat outside of small caps.</w:t>
+        <w:t>Rates correlations: Over the last 30 trading days, equity index returns have generally moved opposite to 10Y yields, with the Russell 2000 showing the sharpest equity-rate linkage and the S&amp;P 500 following behind. Rate sensitivity in the Nasdaq 100 and Financials is relatively contained, suggesting they have been less directly driven by day-to-day swings in yields. Utilities have flipped from a slightly positive 15D read to a more clearly negative 30D correlation, pointing to a recent shift toward behaving more like a classic rate‑sensitive defensive sector.</w:t>
       </w:r>
     </w:p>
     <w:sectPr>

--- a/data/tnx_correlation_bottom_line.docx
+++ b/data/tnx_correlation_bottom_line.docx
@@ -4,7 +4,7 @@
   <w:body>
     <w:p>
       <w:r>
-        <w:t>Rates correlations: Over the last 30 trading days, equity index returns have generally moved opposite to 10Y yields, with the Russell 2000 showing the sharpest equity-rate linkage and the S&amp;P 500 following behind. Rate sensitivity in the Nasdaq 100 and Financials is relatively contained, suggesting they have been less directly driven by day-to-day swings in yields. Utilities have flipped from a slightly positive 15D read to a more clearly negative 30D correlation, pointing to a recent shift toward behaving more like a classic rate‑sensitive defensive sector.</w:t>
+        <w:t>Rates correlations: Over the last 30 trading days, rate sensitivity is most pronounced in small caps, with the Russell 2000 showing a relatively strong negative linkage to rising 10Y yields compared with the broader S&amp;P 500 and Nasdaq 100. Large-cap tech, financials, and utilities all show more contained 30-day correlations, implying that day-to-day equity moves in those areas have been less tightly tied to yield shifts. The stronger negative correlations over 90 days for the major indices, especially for small caps, point to rate pressure being more evident over the quarter than in the very recent tape.</w:t>
       </w:r>
     </w:p>
     <w:sectPr>

--- a/data/tnx_correlation_bottom_line.docx
+++ b/data/tnx_correlation_bottom_line.docx
@@ -4,7 +4,7 @@
   <w:body>
     <w:p>
       <w:r>
-        <w:t>Rates correlations: Over the last 30 trading days, rate sensitivity is most pronounced in small caps, with the Russell 2000 showing a relatively strong negative linkage to rising 10Y yields compared with the broader S&amp;P 500 and Nasdaq 100. Large-cap tech, financials, and utilities all show more contained 30-day correlations, implying that day-to-day equity moves in those areas have been less tightly tied to yield shifts. The stronger negative correlations over 90 days for the major indices, especially for small caps, point to rate pressure being more evident over the quarter than in the very recent tape.</w:t>
+        <w:t>Rates correlations: Over the last 30 trading days, broad equities have shown moderate inverse sensitivity to moves in the 10-year yield, with the S&amp;P 500 and Nasdaq 100 both negatively linked to higher rates and the Russell 2000 standing out as the most rates‑sensitive equity index. That small‑cap concentration lines up with its even stronger negative correlation over 90 days, suggesting persistent pressure when yields rise. Financials and Utilities currently show only contained 30‑day rate sensitivity, and Utilities’ flip from positive (15D) to mildly negative (30D) highlights how unstable their relationship with yields has been in the near term.</w:t>
       </w:r>
     </w:p>
     <w:sectPr>

--- a/data/tnx_correlation_bottom_line.docx
+++ b/data/tnx_correlation_bottom_line.docx
@@ -4,7 +4,7 @@
   <w:body>
     <w:p>
       <w:r>
-        <w:t>Rates correlations: Over the last 30 trading days, broad equities have shown moderate inverse sensitivity to moves in the 10-year yield, with the S&amp;P 500 and Nasdaq 100 both negatively linked to higher rates and the Russell 2000 standing out as the most rates‑sensitive equity index. That small‑cap concentration lines up with its even stronger negative correlation over 90 days, suggesting persistent pressure when yields rise. Financials and Utilities currently show only contained 30‑day rate sensitivity, and Utilities’ flip from positive (15D) to mildly negative (30D) highlights how unstable their relationship with yields has been in the near term.</w:t>
+        <w:t>Rates correlations: Over the last 30 trading days, equity index sensitivity to 10Y yields has been modestly negative, with the Russell 2000 showing the clearest rate linkage among the major benchmarks and implying that smaller caps have been more exposed to yield moves than the S&amp;P 500 or Nasdaq 100. The relatively contained 30D correlations for Nasdaq 100, Financials, and Utilities suggest that, recently, rate moves have not been the dominant driver for those sectors, even though Utilities and Financials have shown more pronounced rate sensitivity over 15D and 90D windows. Overall, rate influence on equities is negative but not uniform, with pressure more concentrated in small caps and longer-term windows showing a stronger drag from rising yields.</w:t>
       </w:r>
     </w:p>
     <w:sectPr>

--- a/data/tnx_correlation_bottom_line.docx
+++ b/data/tnx_correlation_bottom_line.docx
@@ -4,7 +4,7 @@
   <w:body>
     <w:p>
       <w:r>
-        <w:t>Rates correlations: Over the last 30 trading days, equity index sensitivity to 10Y yields has been modestly negative, with the Russell 2000 showing the clearest rate linkage among the major benchmarks and implying that smaller caps have been more exposed to yield moves than the S&amp;P 500 or Nasdaq 100. The relatively contained 30D correlations for Nasdaq 100, Financials, and Utilities suggest that, recently, rate moves have not been the dominant driver for those sectors, even though Utilities and Financials have shown more pronounced rate sensitivity over 15D and 90D windows. Overall, rate influence on equities is negative but not uniform, with pressure more concentrated in small caps and longer-term windows showing a stronger drag from rising yields.</w:t>
+        <w:t>Rates correlations: Over the last 30 trading days, broad U. S. equities (SPX, NDX) and Financials have shown only mild day‑to‑day linkage to 10Y yields, suggesting relatively contained rate sensitivity in the near term despite more pronounced negative correlations over 90 days. Russell 2000 stands out as more rate‑sensitive, with consistently stronger negative correlations across all windows, indicating that small caps have been more closely tied to moves in yields.</w:t>
       </w:r>
     </w:p>
     <w:sectPr>

--- a/data/tnx_correlation_bottom_line.docx
+++ b/data/tnx_correlation_bottom_line.docx
@@ -4,7 +4,7 @@
   <w:body>
     <w:p>
       <w:r>
-        <w:t>Rates correlations: Over the last 30 trading days, broad U. S. equities (SPX, NDX) and Financials have shown only mild day‑to‑day linkage to 10Y yields, suggesting relatively contained rate sensitivity in the near term despite more pronounced negative correlations over 90 days. Russell 2000 stands out as more rate‑sensitive, with consistently stronger negative correlations across all windows, indicating that small caps have been more closely tied to moves in yields.</w:t>
+        <w:t>Rates correlations: Over the last 30 trading days, broad U. S. equities and sectors show only mild day‑to‑day linkage to 10-year yields, with the S&amp;P 500, Nasdaq 100, Financials, and Utilities all displaying relatively contained rate sensitivity. The Russell 2000 stands out as the most rate‑sensitive equity index, with its modest 30-day linkage sitting in front of a much stronger negative relationship over 90 days, suggesting smaller caps have been more reactive to yield moves over the longer window.</w:t>
       </w:r>
     </w:p>
     <w:sectPr>

--- a/data/tnx_correlation_bottom_line.docx
+++ b/data/tnx_correlation_bottom_line.docx
@@ -4,7 +4,7 @@
   <w:body>
     <w:p>
       <w:r>
-        <w:t>Rates correlations: Over the last 30 trading days, broad U. S. equities and sectors show only mild day‑to‑day linkage to 10-year yields, with the S&amp;P 500, Nasdaq 100, Financials, and Utilities all displaying relatively contained rate sensitivity. The Russell 2000 stands out as the most rate‑sensitive equity index, with its modest 30-day linkage sitting in front of a much stronger negative relationship over 90 days, suggesting smaller caps have been more reactive to yield moves over the longer window.</w:t>
+        <w:t>Rates correlations: Over the last 30 trading days, broad U. S. equities (especially the S&amp;P 500 and Nasdaq 100) show only mild day‑to‑day connection to moves in the 10-year yield, while the Russell 2000 stands out with a more pronounced inverse relationship, indicating higher rate sensitivity in small caps. Financials are also leaning inversely to yields but less tightly than small caps, suggesting only a moderate linkage.</w:t>
       </w:r>
     </w:p>
     <w:sectPr>

--- a/data/tnx_correlation_bottom_line.docx
+++ b/data/tnx_correlation_bottom_line.docx
@@ -4,7 +4,7 @@
   <w:body>
     <w:p>
       <w:r>
-        <w:t>Rates correlations: Over the last 30 trading days, broad U. S. equities (especially the S&amp;P 500 and Nasdaq 100) show only mild day‑to‑day connection to moves in the 10-year yield, while the Russell 2000 stands out with a more pronounced inverse relationship, indicating higher rate sensitivity in small caps. Financials are also leaning inversely to yields but less tightly than small caps, suggesting only a moderate linkage.</w:t>
+        <w:t>Rates correlations: Over the last 30 trading days, broad U.S. equities (SPX, NDX) and sector proxies (XLF, XLU) have shown only mild day‑to‑day linkage with moves in the 10Y yield, pointing to relatively contained index‑level rate sensitivity in the near term. The Russell 2000 stands out with a more persistent negative relationship to yields, and its 30D reading sits between its weaker 15D and stronger 90D correlations, suggesting rate sensitivity is both meaningful and building over longer windows.</w:t>
       </w:r>
     </w:p>
     <w:sectPr>

--- a/data/tnx_correlation_bottom_line.docx
+++ b/data/tnx_correlation_bottom_line.docx
@@ -4,7 +4,7 @@
   <w:body>
     <w:p>
       <w:r>
-        <w:t>Rates correlations: Over the last 30 trading days, broad U.S. equities (SPX, NDX) and sector proxies (XLF, XLU) have shown only mild day‑to‑day linkage with moves in the 10Y yield, pointing to relatively contained index‑level rate sensitivity in the near term. The Russell 2000 stands out with a more persistent negative relationship to yields, and its 30D reading sits between its weaker 15D and stronger 90D correlations, suggesting rate sensitivity is both meaningful and building over longer windows.</w:t>
+        <w:t>Rates correlations: Over the last 30 trading days, broad U.S. equities (S&amp;P 500, Nasdaq 100) and sector proxies (Financials, Utilities) have shown only muted day‑to‑day linkage to moves in the 10-year yield, suggesting limited near-term rate sensitivity in index-level returns. In contrast, the Russell 2000 shows a more persistent negative relationship with yields across 15D, 30D, and especially 90D windows, indicating that smaller-cap stocks have been more consistently pressured when rates rise.</w:t>
       </w:r>
     </w:p>
     <w:sectPr>

--- a/data/tnx_correlation_bottom_line.docx
+++ b/data/tnx_correlation_bottom_line.docx
@@ -4,7 +4,7 @@
   <w:body>
     <w:p>
       <w:r>
-        <w:t>Rates correlations: Over the last 30 trading days, broad U.S. equities (S&amp;P 500, Nasdaq 100) and sector proxies (Financials, Utilities) have shown only muted day‑to‑day linkage to moves in the 10-year yield, suggesting limited near-term rate sensitivity in index-level returns. In contrast, the Russell 2000 shows a more persistent negative relationship with yields across 15D, 30D, and especially 90D windows, indicating that smaller-cap stocks have been more consistently pressured when rates rise.</w:t>
+        <w:t>Rates correlations: Over the last 30 trading days, rate sensitivity is fairly contained for the broad equity benchmarks: the S&amp;P 500, Nasdaq 100, Financials, and Utilities all show only mild day‑to‑day linkage to 10-year yields. In contrast, the Russell 2000 stands out with a more persistent negative relationship to yields, especially over 90 trading days, suggesting smaller caps have been more consistently pressured when rates move higher. Over the 90-day window, correlations for the major equity indices lean more clearly negative, indicating that sustained rate moves have mattered more over time than the recent month’s daily wiggles suggest.</w:t>
       </w:r>
     </w:p>
     <w:sectPr>

--- a/data/tnx_correlation_bottom_line.docx
+++ b/data/tnx_correlation_bottom_line.docx
@@ -4,7 +4,7 @@
   <w:body>
     <w:p>
       <w:r>
-        <w:t>Rates correlations: Over the last 30 trading days, rate sensitivity is fairly contained for the broad equity benchmarks: the S&amp;P 500, Nasdaq 100, Financials, and Utilities all show only mild day‑to‑day linkage to 10-year yields. In contrast, the Russell 2000 stands out with a more persistent negative relationship to yields, especially over 90 trading days, suggesting smaller caps have been more consistently pressured when rates move higher. Over the 90-day window, correlations for the major equity indices lean more clearly negative, indicating that sustained rate moves have mattered more over time than the recent month’s daily wiggles suggest.</w:t>
+        <w:t>Rates correlations: Over the last 30 trading days, rate sensitivity is most pronounced in small caps, with the Russell 2000 showing a clear negative linkage to rising yields, while the S&amp;P 500 and Nasdaq 100 exhibit only mild, contained correlations. The Russell’s consistently stronger negative correlations across 15D and 90D suggest that equity rate sensitivity is concentrated in the smaller-cap segment rather than in large-cap benchmarks. Financials show a weaker and less stable relationship to yields, and Utilities’ recent readings indicate only minimal, directionally mixed rate exposure.</w:t>
       </w:r>
     </w:p>
     <w:sectPr>

--- a/data/tnx_correlation_bottom_line.docx
+++ b/data/tnx_correlation_bottom_line.docx
@@ -4,7 +4,7 @@
   <w:body>
     <w:p>
       <w:r>
-        <w:t>Rates correlations: Over the last 30 trading days, rate sensitivity is most pronounced in small caps, with the Russell 2000 showing a clear negative linkage to rising yields, while the S&amp;P 500 and Nasdaq 100 exhibit only mild, contained correlations. The Russell’s consistently stronger negative correlations across 15D and 90D suggest that equity rate sensitivity is concentrated in the smaller-cap segment rather than in large-cap benchmarks. Financials show a weaker and less stable relationship to yields, and Utilities’ recent readings indicate only minimal, directionally mixed rate exposure.</w:t>
+        <w:t>Rates correlations: Over the last 30 trading days, broad U. S. equities show moderate negative sensitivity to 10-year yields, with the Russell 2000 standing out as the most rate‑sensitive equity index and keeping that negative linkage consistently strong over 15D and 90D windows. The S&amp;P 500 and Nasdaq 100 are less tightly coupled to rate moves, and the Nasdaq’s relatively low 30D correlation suggests more contained direct rate sensitivity.</w:t>
       </w:r>
     </w:p>
     <w:sectPr>

--- a/data/tnx_correlation_bottom_line.docx
+++ b/data/tnx_correlation_bottom_line.docx
@@ -4,7 +4,7 @@
   <w:body>
     <w:p>
       <w:r>
-        <w:t>Rates correlations: Over the last 30 trading days, broad U. S. equities show moderate negative sensitivity to 10-year yields, with the Russell 2000 standing out as the most rate‑sensitive equity index and keeping that negative linkage consistently strong over 15D and 90D windows. The S&amp;P 500 and Nasdaq 100 are less tightly coupled to rate moves, and the Nasdaq’s relatively low 30D correlation suggests more contained direct rate sensitivity.</w:t>
+        <w:t>Rates correlations: Over the last 30 trading days, equity benchmarks have generally moved opposite 10-year yields, with the Russell 2000 showing the most pronounced equity-rate linkage and indicating that smaller caps have been the most rate‑sensitive segment. The S&amp;P 500 shows a moderate negative relationship to yields, while the Nasdaq 100 and Utilities have exhibited relatively contained rate sensitivity over this window. Compared with their weaker 15-day readings and more negative 90-day readings, most major indices show that rate influence has been persistent but somewhat less intense recently than over the full 90-day period, with rate exposure effectively concentrated in small caps.</w:t>
       </w:r>
     </w:p>
     <w:sectPr>

--- a/data/tnx_correlation_bottom_line.docx
+++ b/data/tnx_correlation_bottom_line.docx
@@ -4,7 +4,7 @@
   <w:body>
     <w:p>
       <w:r>
-        <w:t>Rates correlations: Over the last 30 trading days, equity benchmarks have generally moved opposite 10-year yields, with the Russell 2000 showing the most pronounced equity-rate linkage and indicating that smaller caps have been the most rate‑sensitive segment. The S&amp;P 500 shows a moderate negative relationship to yields, while the Nasdaq 100 and Utilities have exhibited relatively contained rate sensitivity over this window. Compared with their weaker 15-day readings and more negative 90-day readings, most major indices show that rate influence has been persistent but somewhat less intense recently than over the full 90-day period, with rate exposure effectively concentrated in small caps.</w:t>
+        <w:t>Rates correlations: Over the last 30 trading days, equity index returns have been modestly negatively linked to moves in the 10-year yield, with the Russell 2000 showing the clearest equity-rate sensitivity and the Nasdaq 100 and Utilities showing comparatively contained reactions. The Russell 2000’s consistently more negative readings across 15D, 30D, and 90D suggest that smaller-cap stocks have been the most exposed to rate moves in this set. Financials’ correlation has recently moderated versus the very negative 15D print, while Utilities’ slight positive 30D link contrasts with its mildly negative 90D backdrop, indicating that rate sensitivity there has been more unstable and less concentrated.</w:t>
       </w:r>
     </w:p>
     <w:sectPr>

--- a/data/tnx_correlation_bottom_line.docx
+++ b/data/tnx_correlation_bottom_line.docx
@@ -4,7 +4,7 @@
   <w:body>
     <w:p>
       <w:r>
-        <w:t>Rates correlations: Over the last 30 trading days, equity index returns have been modestly negatively linked to moves in the 10-year yield, with the Russell 2000 showing the clearest equity-rate sensitivity and the Nasdaq 100 and Utilities showing comparatively contained reactions. The Russell 2000’s consistently more negative readings across 15D, 30D, and 90D suggest that smaller-cap stocks have been the most exposed to rate moves in this set. Financials’ correlation has recently moderated versus the very negative 15D print, while Utilities’ slight positive 30D link contrasts with its mildly negative 90D backdrop, indicating that rate sensitivity there has been more unstable and less concentrated.</w:t>
+        <w:t>Rates correlations: Over the last 30 trading days, rate sensitivity in equities is most pronounced in small caps, with the Russell 2000 showing the strongest negative linkage to rising yields, while the S&amp;P 500 and Nasdaq 100 display more moderate inverse relationships. Financials have recently moved from a very strong negative association at 15D toward a milder negative link at 30D, suggesting their rate sensitivity has been less consistent in the near term. Utilities stand out with contained and slightly positive 30D correlation to yields, concentrating most of the clear equity rate pressure in the small-cap space rather than in traditional defensives.</w:t>
       </w:r>
     </w:p>
     <w:sectPr>

--- a/data/tnx_correlation_bottom_line.docx
+++ b/data/tnx_correlation_bottom_line.docx
@@ -4,7 +4,7 @@
   <w:body>
     <w:p>
       <w:r>
-        <w:t>Rates correlations: Over the last 30 trading days, rate sensitivity in equities is most pronounced in small caps, with the Russell 2000 showing the strongest negative linkage to rising yields, while the S&amp;P 500 and Nasdaq 100 display more moderate inverse relationships. Financials have recently moved from a very strong negative association at 15D toward a milder negative link at 30D, suggesting their rate sensitivity has been less consistent in the near term. Utilities stand out with contained and slightly positive 30D correlation to yields, concentrating most of the clear equity rate pressure in the small-cap space rather than in traditional defensives.</w:t>
+        <w:t>Rates correlations: Over the last 30 trading days, equities overall have traded with a modestly negative bias to moves in the 10-year yield, with the Russell 2000 showing the clearest equity sensitivity to rates and the S&amp;P 500 and Nasdaq 100 reacting more mildly. Small caps’ consistently stronger negative linkage across 15D, 30D, and 90D suggests rate sensitivity is concentrated in that segment, while financials’ relationship has recently weakened despite still being negative over longer windows. Utilities and the Nasdaq 100 show relatively contained 30D sensitivity, implying recent equity-rate dynamics are being driven more by broader and smaller-cap indices than by classic defensives or large-cap growth.</w:t>
       </w:r>
     </w:p>
     <w:sectPr>

--- a/data/tnx_correlation_bottom_line.docx
+++ b/data/tnx_correlation_bottom_line.docx
@@ -4,7 +4,7 @@
   <w:body>
     <w:p>
       <w:r>
-        <w:t>Rates correlations: Over the last 30 trading days, equities overall have traded with a modestly negative bias to moves in the 10-year yield, with the Russell 2000 showing the clearest equity sensitivity to rates and the S&amp;P 500 and Nasdaq 100 reacting more mildly. Small caps’ consistently stronger negative linkage across 15D, 30D, and 90D suggests rate sensitivity is concentrated in that segment, while financials’ relationship has recently weakened despite still being negative over longer windows. Utilities and the Nasdaq 100 show relatively contained 30D sensitivity, implying recent equity-rate dynamics are being driven more by broader and smaller-cap indices than by classic defensives or large-cap growth.</w:t>
+        <w:t>Rates correlations: Over the last 30 trading days, equity index returns have generally moved opposite to 10-year yields, with the Russell 2000 showing the clearest and most persistent negative linkage, indicating that smaller caps have been most sensitive to rate moves. The S&amp;P 500 and Nasdaq 100 also show moderate negative correlations, consistent with broad equities tending to soften when yields rise, though less sharply than small caps. Financials have recently behaved more like the broad market than a classic “rates beneficiary,” with a 30-day correlation close to that of the S&amp;P despite a much more negative 15-day reading. Utilities stand out for their very low 30-day correlation, suggesting that recent rate sensitivity is relatively muted and not a concentrated driver of returns in that sector.</w:t>
       </w:r>
     </w:p>
     <w:sectPr>

--- a/data/tnx_correlation_bottom_line.docx
+++ b/data/tnx_correlation_bottom_line.docx
@@ -4,7 +4,7 @@
   <w:body>
     <w:p>
       <w:r>
-        <w:t>Rates correlations: Over the last 30 trading days, equity index returns have generally moved opposite to 10-year yields, with the Russell 2000 showing the clearest and most persistent negative linkage, indicating that smaller caps have been most sensitive to rate moves. The S&amp;P 500 and Nasdaq 100 also show moderate negative correlations, consistent with broad equities tending to soften when yields rise, though less sharply than small caps. Financials have recently behaved more like the broad market than a classic “rates beneficiary,” with a 30-day correlation close to that of the S&amp;P despite a much more negative 15-day reading. Utilities stand out for their very low 30-day correlation, suggesting that recent rate sensitivity is relatively muted and not a concentrated driver of returns in that sector.</w:t>
+        <w:t>Rates correlations: Over the last 30 trading days, equity index returns have generally moved opposite to 10-year yields, with the relationship most pronounced in small caps, where rate sensitivity is clearly concentrated (RUT is more negatively linked to yields than SPX or NDX across all windows). Financials also show a firm negative linkage to yields, though that sensitivity has eased over the 90-day window. Utilities stand out as relatively insulated from rate moves recently, with only a weak 30-day correlation despite mildly negative readings over 15 and 90 days.</w:t>
       </w:r>
     </w:p>
     <w:sectPr>

--- a/data/tnx_correlation_bottom_line.docx
+++ b/data/tnx_correlation_bottom_line.docx
@@ -4,7 +4,7 @@
   <w:body>
     <w:p>
       <w:r>
-        <w:t>Rates correlations: Over the last 30 trading days, equity index returns have generally moved opposite to 10-year yields, with the relationship most pronounced in small caps, where rate sensitivity is clearly concentrated (RUT is more negatively linked to yields than SPX or NDX across all windows). Financials also show a firm negative linkage to yields, though that sensitivity has eased over the 90-day window. Utilities stand out as relatively insulated from rate moves recently, with only a weak 30-day correlation despite mildly negative readings over 15 and 90 days.</w:t>
+        <w:t>Rates correlations: Over the last 30 trading days, broad U. S. equities have shown moderate negative sensitivity to rising 10Y yields, with the S&amp;P 500 and Nasdaq 100 both pulling back when rates move higher and the Russell 2000 doing so more sharply. Rate influence is most concentrated in small caps, where correlations are the most negative across 15D, 30D, and 90D windows, indicating consistently higher rate sensitivity.</w:t>
       </w:r>
     </w:p>
     <w:sectPr>

--- a/data/tnx_correlation_bottom_line.docx
+++ b/data/tnx_correlation_bottom_line.docx
@@ -4,7 +4,7 @@
   <w:body>
     <w:p>
       <w:r>
-        <w:t>Rates correlations: Over the last 30 trading days, broad U. S. equities have shown moderate negative sensitivity to rising 10Y yields, with the S&amp;P 500 and Nasdaq 100 both pulling back when rates move higher and the Russell 2000 doing so more sharply. Rate influence is most concentrated in small caps, where correlations are the most negative across 15D, 30D, and 90D windows, indicating consistently higher rate sensitivity.</w:t>
+        <w:t>Rates correlations: Over the last 30 trading days, equities have generally moved opposite 10-year yields, with the Russell 2000 showing the deepest negative linkage and thus the most concentrated equity-rate sensitivity. The S&amp;P 500 and Nasdaq 100 are also moderately negatively tied to yields, consistent with broader growth and valuation pressure when rates move higher. Financials have been negatively correlated as well, suggesting that recent rate moves have not provided the usual support for the sector. Utilities stand out with only a small, slightly positive 30-day correlation, and their 15D/90D readings indicate that their rate sensitivity has been low and unstable.</w:t>
       </w:r>
     </w:p>
     <w:sectPr>

--- a/data/tnx_correlation_bottom_line.docx
+++ b/data/tnx_correlation_bottom_line.docx
@@ -4,7 +4,7 @@
   <w:body>
     <w:p>
       <w:r>
-        <w:t>Rates correlations: Over the last 30 trading days, equities have generally moved opposite 10-year yields, with the Russell 2000 showing the deepest negative linkage and thus the most concentrated equity-rate sensitivity. The S&amp;P 500 and Nasdaq 100 are also moderately negatively tied to yields, consistent with broader growth and valuation pressure when rates move higher. Financials have been negatively correlated as well, suggesting that recent rate moves have not provided the usual support for the sector. Utilities stand out with only a small, slightly positive 30-day correlation, and their 15D/90D readings indicate that their rate sensitivity has been low and unstable.</w:t>
+        <w:t>Rates correlations: Over the last 30 trading days, equities have generally moved opposite 10-year yields, with the Russell 2000 and Financials showing the most consistent equity-rate linkage, indicating that rate sensitivity is somewhat concentrated in these more cyclical segments. The S&amp;P 500 shows a moderate negative relationship, while the Nasdaq 100’s weaker linkage suggests large-cap tech has been less tightly tethered to rate moves recently. Utilities have flipped to a slight positive correlation over 30 days, in contrast to their mildly negative tilt over 90 days, underscoring how sector-specific rate sensitivity can shift over time.</w:t>
       </w:r>
     </w:p>
     <w:sectPr>

--- a/data/tnx_correlation_bottom_line.docx
+++ b/data/tnx_correlation_bottom_line.docx
@@ -4,7 +4,7 @@
   <w:body>
     <w:p>
       <w:r>
-        <w:t>Rates correlations: Over the last 30 trading days, equities have generally moved opposite 10-year yields, with the Russell 2000 and Financials showing the most consistent equity-rate linkage, indicating that rate sensitivity is somewhat concentrated in these more cyclical segments. The S&amp;P 500 shows a moderate negative relationship, while the Nasdaq 100’s weaker linkage suggests large-cap tech has been less tightly tethered to rate moves recently. Utilities have flipped to a slight positive correlation over 30 days, in contrast to their mildly negative tilt over 90 days, underscoring how sector-specific rate sensitivity can shift over time.</w:t>
+        <w:t>Rates correlations: Over the last 30 trading days, equity benchmarks show moderate negative sensitivity to moves in the 10-year yield, with that rate impact most acute in small caps, where correlations are strongly negative and fairly stable across 15D and 90D windows. The S&amp;P 500 and Nasdaq 100 are less tightly linked to yields, and their 30D readings sit between the milder recent 15D snapshots and the more rate‑sensitive 90D backdrop. Financials are also trading with a clear negative tilt to yields on a 30D view, while Utilities stand out for having a mildly positive 30D correlation that contrasts with their modestly negative 15D and 90D relationships.</w:t>
       </w:r>
     </w:p>
     <w:sectPr>

--- a/data/tnx_correlation_bottom_line.docx
+++ b/data/tnx_correlation_bottom_line.docx
@@ -4,7 +4,7 @@
   <w:body>
     <w:p>
       <w:r>
-        <w:t>Rates correlations: Over the last 30 trading days, equity benchmarks show moderate negative sensitivity to moves in the 10-year yield, with that rate impact most acute in small caps, where correlations are strongly negative and fairly stable across 15D and 90D windows. The S&amp;P 500 and Nasdaq 100 are less tightly linked to yields, and their 30D readings sit between the milder recent 15D snapshots and the more rate‑sensitive 90D backdrop. Financials are also trading with a clear negative tilt to yields on a 30D view, while Utilities stand out for having a mildly positive 30D correlation that contrasts with their modestly negative 15D and 90D relationships.</w:t>
+        <w:t>Rates correlations: Over the last 30 trading days, rate sensitivity is concentrated in small caps, with the Russell 2000 showing a notably strong negative linkage to yields, while the S&amp;P 500 and Financials also move meaningfully opposite to rate changes. The Nasdaq 100 and Utilities have shown only contained 30-day sensitivity, suggesting their recent day‑to‑day moves have been less tightly tied to yield fluctuations. Compared with the 90-day window, most equities still exhibit a broadly negative relationship with rates, but the 30-day pattern points to somewhat uneven and segment-specific rate impact.</w:t>
       </w:r>
     </w:p>
     <w:sectPr>

--- a/data/tnx_correlation_bottom_line.docx
+++ b/data/tnx_correlation_bottom_line.docx
@@ -4,7 +4,7 @@
   <w:body>
     <w:p>
       <w:r>
-        <w:t>Rates correlations: Over the last 30 trading days, rate sensitivity is concentrated in small caps, with the Russell 2000 showing a notably strong negative linkage to yields, while the S&amp;P 500 and Financials also move meaningfully opposite to rate changes. The Nasdaq 100 and Utilities have shown only contained 30-day sensitivity, suggesting their recent day‑to‑day moves have been less tightly tied to yield fluctuations. Compared with the 90-day window, most equities still exhibit a broadly negative relationship with rates, but the 30-day pattern points to somewhat uneven and segment-specific rate impact.</w:t>
+        <w:t>Rates correlations: Over the last 30 trading days, equity sensitivity to moves in the 10-year yield has been most pronounced in small caps, with the Russell 2000 showing a relatively strong negative linkage, while the S&amp;P 500 and Nasdaq 100 are less tightly tied to rate moves. The Nasdaq 100 and Utilities now show only very mild 30-day sensitivity to yields, even though both had more negative correlations over 90 days, suggesting rate influence on those segments has recently been more contained. Financials sit in the middle of the pack, with a steady but moderate negative relationship to yields across windows.</w:t>
       </w:r>
     </w:p>
     <w:sectPr>

--- a/data/tnx_correlation_bottom_line.docx
+++ b/data/tnx_correlation_bottom_line.docx
@@ -4,7 +4,7 @@
   <w:body>
     <w:p>
       <w:r>
-        <w:t>Rates correlations: Over the last 30 trading days, equity sensitivity to moves in the 10-year yield has been most pronounced in small caps, with the Russell 2000 showing a relatively strong negative linkage, while the S&amp;P 500 and Nasdaq 100 are less tightly tied to rate moves. The Nasdaq 100 and Utilities now show only very mild 30-day sensitivity to yields, even though both had more negative correlations over 90 days, suggesting rate influence on those segments has recently been more contained. Financials sit in the middle of the pack, with a steady but moderate negative relationship to yields across windows.</w:t>
+        <w:t>Rates correlations: Over the last 30 trading days, rate sensitivity is most concentrated in small caps and financials, with the Russell 2000 and XLF showing the clearest negative linkage to moves in the 10‑year yield. The S&amp;P 500 also leans negatively to rates, but less consistently than the Russell, while the Nasdaq 100 and Utilities have shown only limited 30D sensitivity despite being more reactive to yields over the last 90 trading days.</w:t>
       </w:r>
     </w:p>
     <w:sectPr>

--- a/data/tnx_correlation_bottom_line.docx
+++ b/data/tnx_correlation_bottom_line.docx
@@ -4,7 +4,7 @@
   <w:body>
     <w:p>
       <w:r>
-        <w:t>Rates correlations: Over the last 30 trading days, rate sensitivity is most concentrated in small caps and financials, with the Russell 2000 and XLF showing the clearest negative linkage to moves in the 10‑year yield. The S&amp;P 500 also leans negatively to rates, but less consistently than the Russell, while the Nasdaq 100 and Utilities have shown only limited 30D sensitivity despite being more reactive to yields over the last 90 trading days.</w:t>
+        <w:t>Rates correlations: Over the last 30 trading days, rate sensitivity is most pronounced in small caps and financials, with the Russell 2000 and Financials sector both showing fairly strong negative linkage to moves in the 10-year yield. Large-cap and growth benchmarks like the S&amp;P 500 and Nasdaq 100 have been less tightly tied to daily rate moves, with the Nasdaq’s relationship especially muted. Utilities currently show only a light connection to rates on this 30-day window, despite a noticeably stronger negative correlation over the last 15 days.</w:t>
       </w:r>
     </w:p>
     <w:sectPr>

--- a/data/tnx_correlation_bottom_line.docx
+++ b/data/tnx_correlation_bottom_line.docx
@@ -4,7 +4,7 @@
   <w:body>
     <w:p>
       <w:r>
-        <w:t>Rates correlations: Over the last 30 trading days, rate sensitivity is most pronounced in small caps and financials, with the Russell 2000 and Financials sector both showing fairly strong negative linkage to moves in the 10-year yield. Large-cap and growth benchmarks like the S&amp;P 500 and Nasdaq 100 have been less tightly tied to daily rate moves, with the Nasdaq’s relationship especially muted. Utilities currently show only a light connection to rates on this 30-day window, despite a noticeably stronger negative correlation over the last 15 days.</w:t>
+        <w:t>Rates correlations: Over the last 30 trading days, rate sensitivity is most pronounced in the Russell 2000 and Financials, both showing fairly strong negative links to moves in the 10-year yield, implying smaller caps and banks have been leaning against rising rates. The S&amp;P 500 shows a more moderate negative relationship, suggesting broader equities are reactive to yields but less tightly coupled than those rate‑sensitive pockets. The Nasdaq 100 and Utilities currently show relatively contained correlations, indicating that recent moves in yields have not been the dominant driver of their day‑to‑day returns. Over the 90‑day window, the Russell 2000’s more negative reading stands out, showing that its rate sensitivity has been both persistent and comparatively concentrated.</w:t>
       </w:r>
     </w:p>
     <w:sectPr>

--- a/data/tnx_correlation_bottom_line.docx
+++ b/data/tnx_correlation_bottom_line.docx
@@ -4,7 +4,7 @@
   <w:body>
     <w:p>
       <w:r>
-        <w:t>Rates correlations: Over the last 30 trading days, rate sensitivity is most pronounced in the Russell 2000 and Financials, both showing fairly strong negative links to moves in the 10-year yield, implying smaller caps and banks have been leaning against rising rates. The S&amp;P 500 shows a more moderate negative relationship, suggesting broader equities are reactive to yields but less tightly coupled than those rate‑sensitive pockets. The Nasdaq 100 and Utilities currently show relatively contained correlations, indicating that recent moves in yields have not been the dominant driver of their day‑to‑day returns. Over the 90‑day window, the Russell 2000’s more negative reading stands out, showing that its rate sensitivity has been both persistent and comparatively concentrated.</w:t>
+        <w:t>Rates correlations: Over the last 30 trading days, rate sensitivity is most evident in the Russell 2000 and Financials, both showing a moderately negative linkage that suggests smaller caps and banks have been leaning against rising yields. The S&amp;P 500 also shows a negative correlation, but less so, indicating broader equities have been somewhat cushioned relative to these more rate‑exposed pockets. The Nasdaq 100 and Utilities currently show only contained rate sensitivity, though their 90‑day patterns still point to a more traditionally negative relationship with yields over a longer backdrop.</w:t>
       </w:r>
     </w:p>
     <w:sectPr>

--- a/data/tnx_correlation_bottom_line.docx
+++ b/data/tnx_correlation_bottom_line.docx
@@ -4,7 +4,7 @@
   <w:body>
     <w:p>
       <w:r>
-        <w:t>Rates correlations: Over the last 30 trading days, rate sensitivity is most evident in the Russell 2000 and Financials, both showing a moderately negative linkage that suggests smaller caps and banks have been leaning against rising yields. The S&amp;P 500 also shows a negative correlation, but less so, indicating broader equities have been somewhat cushioned relative to these more rate‑exposed pockets. The Nasdaq 100 and Utilities currently show only contained rate sensitivity, though their 90‑day patterns still point to a more traditionally negative relationship with yields over a longer backdrop.</w:t>
+        <w:t>Rates correlations: Over the last 30 trading days, equity benchmarks have generally moved opposite to yields, with the Russell 2000 and Financials showing the clearest rate sensitivity among the major indexes and sectors. The Russell 2000’s consistently more negative correlations across 15D, 30D, and 90D point to more concentrated rate influence in smaller caps versus the S&amp;P 500 and Nasdaq 100. The Nasdaq 100’s relatively mild 30D linkage suggests its day‑to‑day moves have been less tied to shifts in the 10‑year yield than the broader market.</w:t>
       </w:r>
     </w:p>
     <w:sectPr>

--- a/data/tnx_correlation_bottom_line.docx
+++ b/data/tnx_correlation_bottom_line.docx
@@ -4,7 +4,7 @@
   <w:body>
     <w:p>
       <w:r>
-        <w:t>Rates correlations: Over the last 30 trading days, equity benchmarks have generally moved opposite to yields, with the Russell 2000 and Financials showing the clearest rate sensitivity among the major indexes and sectors. The Russell 2000’s consistently more negative correlations across 15D, 30D, and 90D point to more concentrated rate influence in smaller caps versus the S&amp;P 500 and Nasdaq 100. The Nasdaq 100’s relatively mild 30D linkage suggests its day‑to‑day moves have been less tied to shifts in the 10‑year yield than the broader market.</w:t>
+        <w:t>Rates correlations: Over the last 30 trading days, equities have generally moved opposite to changes in the 10-year yield, with the Russell 2000 and Financials showing the clearest equity-rate linkage while the Nasdaq 100’s sensitivity has remained relatively contained. Small caps’ correlation has become more negative from 15D to 90D, suggesting rate moves have been weighing more persistently on that segment than on the broad S&amp;P 500. Utilities’ relationship to yields is negative but less consistent across windows, indicating rate sensitivity that has recently been more episodic than steady.</w:t>
       </w:r>
     </w:p>
     <w:sectPr>

--- a/data/tnx_correlation_bottom_line.docx
+++ b/data/tnx_correlation_bottom_line.docx
@@ -4,7 +4,7 @@
   <w:body>
     <w:p>
       <w:r>
-        <w:t>Rates correlations: Over the last 30 trading days, equities have generally moved opposite to changes in the 10-year yield, with the Russell 2000 and Financials showing the clearest equity-rate linkage while the Nasdaq 100’s sensitivity has remained relatively contained. Small caps’ correlation has become more negative from 15D to 90D, suggesting rate moves have been weighing more persistently on that segment than on the broad S&amp;P 500. Utilities’ relationship to yields is negative but less consistent across windows, indicating rate sensitivity that has recently been more episodic than steady.</w:t>
+        <w:t>Rates correlations: Over the last 30 trading days, equity index returns have generally moved opposite to 10Y yields, with the Russell 2000 showing the most pronounced equity-rate sensitivity and the S&amp;P 500 also meaningfully exposed. The Nasdaq 100 is less tightly linked to moves in yields, and utilities currently show relatively contained rate sensitivity despite their traditionally rate‑aware profile. Compared with the 90-day window, the Russell 2000’s correlation has intensified more than large-cap and tech, suggesting that recent moves in smaller caps have been more tightly tied to rate shifts.</w:t>
       </w:r>
     </w:p>
     <w:sectPr>

--- a/data/tnx_correlation_bottom_line.docx
+++ b/data/tnx_correlation_bottom_line.docx
@@ -4,7 +4,7 @@
   <w:body>
     <w:p>
       <w:r>
-        <w:t>Rates correlations: Over the last 30 trading days, equity index returns have generally moved opposite to 10Y yields, with the Russell 2000 showing the most pronounced equity-rate sensitivity and the S&amp;P 500 also meaningfully exposed. The Nasdaq 100 is less tightly linked to moves in yields, and utilities currently show relatively contained rate sensitivity despite their traditionally rate‑aware profile. Compared with the 90-day window, the Russell 2000’s correlation has intensified more than large-cap and tech, suggesting that recent moves in smaller caps have been more tightly tied to rate shifts.</w:t>
+        <w:t>Rates correlations: Over the last 30 trading days, US equities have mostly moved opposite to 10-year yields, with the Russell 2000 showing the strongest equity-rate sensitivity and the S&amp;P 500 also meaningfully exposed. The Nasdaq 100 has been less reactive than broad equities, while Financials have lately traded more like rate-sensitive risk assets than typical beneficiaries of higher yields. Utilities now show relatively contained rate sensitivity, and the 15D vs. 90D pattern suggests that the negative linkage between rates and small caps has been a persistent feature rather than a short-lived blip.</w:t>
       </w:r>
     </w:p>
     <w:sectPr>

--- a/data/tnx_correlation_bottom_line.docx
+++ b/data/tnx_correlation_bottom_line.docx
@@ -4,7 +4,7 @@
   <w:body>
     <w:p>
       <w:r>
-        <w:t>Rates correlations: Over the last 30 trading days, US equities have mostly moved opposite to 10-year yields, with the Russell 2000 showing the strongest equity-rate sensitivity and the S&amp;P 500 also meaningfully exposed. The Nasdaq 100 has been less reactive than broad equities, while Financials have lately traded more like rate-sensitive risk assets than typical beneficiaries of higher yields. Utilities now show relatively contained rate sensitivity, and the 15D vs. 90D pattern suggests that the negative linkage between rates and small caps has been a persistent feature rather than a short-lived blip.</w:t>
+        <w:t>Rates correlations: Over the last 30 trading days, rate sensitivity is most pronounced in the Russell 2000, Financials, and the S&amp;P 500, all showing moderately negative links to moves in the 10-year yield, while the Nasdaq 100 stands out for its contained sensitivity. The Russell 2000’s correlation is the most negative among the equity indexes on this window and becomes even more negative over 90 days, indicating that smaller caps have been especially pressured when yields rise. Financials also show a consistently negative relationship to yields across 15D and 30D, suggesting that, recently, higher rates have coincided with weaker sector performance rather than the textbook positive linkage. Utilities remain negatively correlated but less tightly than broad equities, and that sensitivity appears to ease further when viewed over 90 days.</w:t>
       </w:r>
     </w:p>
     <w:sectPr>

--- a/data/tnx_correlation_bottom_line.docx
+++ b/data/tnx_correlation_bottom_line.docx
@@ -4,7 +4,7 @@
   <w:body>
     <w:p>
       <w:r>
-        <w:t>Rates correlations: Over the last 30 trading days, rate sensitivity is most pronounced in the Russell 2000, Financials, and the S&amp;P 500, all showing moderately negative links to moves in the 10-year yield, while the Nasdaq 100 stands out for its contained sensitivity. The Russell 2000’s correlation is the most negative among the equity indexes on this window and becomes even more negative over 90 days, indicating that smaller caps have been especially pressured when yields rise. Financials also show a consistently negative relationship to yields across 15D and 30D, suggesting that, recently, higher rates have coincided with weaker sector performance rather than the textbook positive linkage. Utilities remain negatively correlated but less tightly than broad equities, and that sensitivity appears to ease further when viewed over 90 days.</w:t>
+        <w:t>Rates correlations: Over the last 30 trading days, rate sensitivity is most pronounced in the Russell 2000 and Financials, both showing fairly strong negative linkages to moves in the 10-year yield, while the S&amp;P 500 and Utilities are also meaningfully rate‑sensitive but to a slightly lesser degree. The Nasdaq 100 stands out with relatively contained rate sensitivity over this window. Looking across 15D and 90D, the negative correlation for small caps and the S&amp;P 500 has been more persistent, suggesting equity pressure has tended to align with rising yields over the broader quarter.</w:t>
       </w:r>
     </w:p>
     <w:sectPr>

--- a/data/tnx_correlation_bottom_line.docx
+++ b/data/tnx_correlation_bottom_line.docx
@@ -4,7 +4,7 @@
   <w:body>
     <w:p>
       <w:r>
-        <w:t>Rates correlations: Over the last 30 trading days, rate sensitivity is most pronounced in the Russell 2000 and Financials, both showing fairly strong negative linkages to moves in the 10-year yield, while the S&amp;P 500 and Utilities are also meaningfully rate‑sensitive but to a slightly lesser degree. The Nasdaq 100 stands out with relatively contained rate sensitivity over this window. Looking across 15D and 90D, the negative correlation for small caps and the S&amp;P 500 has been more persistent, suggesting equity pressure has tended to align with rising yields over the broader quarter.</w:t>
+        <w:t>Rates correlations: Over the last 30 trading days, all major equity indices and sectors are trading with clear negative sensitivity to 10-year yields, with the Russell 2000 and Financials showing the tightest equity linkage to rate moves. The Russell 2000’s correlation has become more negative versus its 90-day read, while the Nasdaq 100 remains less rate-sensitive than broader equities. Utilities still lean negatively to yields, but their 30-day correlation has eased compared with the more rate‑heavy 15-day window. Overall, rate sensitivity is spread across risk assets rather than concentrated in a single equity sector or index.</w:t>
       </w:r>
     </w:p>
     <w:sectPr>
